--- a/model_output/F3fit.docx
+++ b/model_output/F3fit.docx
@@ -1870,6 +1870,1338 @@
                 <w:sz w:val="20"/>
               </w:rPr>
               <w:t xml:space="default">Chisq = 406.23</w:t>
+            </w:r>
+          </w:p>
+        </w:tc>
+        <w:tc>
+          <w:tcPr>
+            <w:tcBorders>
+              <w:top w:val="single" w:space="0" w:color="D3D3D3"/>
+              <w:bottom w:val="single" w:space="0" w:color="D3D3D3"/>
+              <w:start w:val="single" w:space="0" w:color="D3D3D3"/>
+              <w:end w:val="single" w:space="0" w:color="D3D3D3"/>
+            </w:tcBorders>
+          </w:tcPr>
+          <w:p>
+            <w:pPr>
+              <w:spacing w:before="0" w:after="60"/>
+              <w:keepNext/>
+              <w:jc w:val="start"/>
+            </w:pPr>
+            <w:r>
+              <w:rPr>
+                <w:rFonts w:ascii="Calibri" w:hAnsi="Calibri"/>
+                <w:sz w:val="20"/>
+              </w:rPr>
+              <w:t xml:space="default">&lt;0.001</w:t>
+            </w:r>
+          </w:p>
+        </w:tc>
+        <w:tc>
+          <w:tcPr>
+            <w:tcBorders>
+              <w:top w:val="single" w:space="0" w:color="D3D3D3"/>
+              <w:bottom w:val="single" w:space="0" w:color="D3D3D3"/>
+              <w:start w:val="single" w:space="0" w:color="D3D3D3"/>
+              <w:end w:val="single" w:space="0" w:color="D3D3D3"/>
+            </w:tcBorders>
+          </w:tcPr>
+          <w:p>
+            <w:pPr>
+              <w:spacing w:before="0" w:after="60"/>
+              <w:keepNext/>
+              <w:jc w:val="end"/>
+            </w:pPr>
+            <w:r>
+              <w:rPr>
+                <w:rFonts w:ascii="Calibri" w:hAnsi="Calibri"/>
+                <w:sz w:val="20"/>
+              </w:rPr>
+              <w:t xml:space="default"/>
+            </w:r>
+          </w:p>
+        </w:tc>
+      </w:tr>
+      <w:tr>
+        <w:trPr>
+          <w:cantSplit/>
+        </w:trPr>
+        <w:tc>
+          <w:tcPr>
+            <w:tcBorders>
+              <w:top w:val="single" w:space="0" w:color="D3D3D3"/>
+              <w:bottom w:val="single" w:space="0" w:color="D3D3D3"/>
+              <w:start w:val="single" w:space="0" w:color="D3D3D3"/>
+              <w:end w:val="single" w:space="0" w:color="D3D3D3"/>
+            </w:tcBorders>
+          </w:tcPr>
+          <w:p>
+            <w:pPr>
+              <w:spacing w:before="0" w:after="60"/>
+              <w:keepNext/>
+              <w:jc w:val="start"/>
+            </w:pPr>
+            <w:r>
+              <w:rPr>
+                <w:rFonts w:ascii="Calibri" w:hAnsi="Calibri"/>
+                <w:sz w:val="20"/>
+                <w:b w:val="true"/>
+              </w:rPr>
+              <w:t xml:space="default">Post-hoc Contrasts</w:t>
+            </w:r>
+          </w:p>
+        </w:tc>
+        <w:tc>
+          <w:tcPr>
+            <w:tcBorders>
+              <w:top w:val="single" w:space="0" w:color="D3D3D3"/>
+              <w:bottom w:val="single" w:space="0" w:color="D3D3D3"/>
+              <w:start w:val="single" w:space="0" w:color="D3D3D3"/>
+              <w:end w:val="single" w:space="0" w:color="D3D3D3"/>
+            </w:tcBorders>
+          </w:tcPr>
+          <w:p>
+            <w:pPr>
+              <w:spacing w:before="0" w:after="60"/>
+              <w:keepNext/>
+              <w:jc w:val="start"/>
+            </w:pPr>
+            <w:r>
+              <w:rPr>
+                <w:rFonts w:ascii="Calibri" w:hAnsi="Calibri"/>
+                <w:sz w:val="20"/>
+              </w:rPr>
+              <w:t xml:space="default">Control(Control Parents) - Starved(Control Parents)</w:t>
+            </w:r>
+          </w:p>
+        </w:tc>
+        <w:tc>
+          <w:tcPr>
+            <w:tcBorders>
+              <w:top w:val="single" w:space="0" w:color="D3D3D3"/>
+              <w:bottom w:val="single" w:space="0" w:color="D3D3D3"/>
+              <w:start w:val="single" w:space="0" w:color="D3D3D3"/>
+              <w:end w:val="single" w:space="0" w:color="D3D3D3"/>
+            </w:tcBorders>
+          </w:tcPr>
+          <w:p>
+            <w:pPr>
+              <w:spacing w:before="0" w:after="60"/>
+              <w:keepNext/>
+              <w:jc w:val="end"/>
+            </w:pPr>
+            <w:r>
+              <w:rPr>
+                <w:rFonts w:ascii="Calibri" w:hAnsi="Calibri"/>
+                <w:sz w:val="20"/>
+              </w:rPr>
+              <w:t xml:space="default">0.89</w:t>
+            </w:r>
+          </w:p>
+        </w:tc>
+        <w:tc>
+          <w:tcPr>
+            <w:tcBorders>
+              <w:top w:val="single" w:space="0" w:color="D3D3D3"/>
+              <w:bottom w:val="single" w:space="0" w:color="D3D3D3"/>
+              <w:start w:val="single" w:space="0" w:color="D3D3D3"/>
+              <w:end w:val="single" w:space="0" w:color="D3D3D3"/>
+            </w:tcBorders>
+          </w:tcPr>
+          <w:p>
+            <w:pPr>
+              <w:spacing w:before="0" w:after="60"/>
+              <w:keepNext/>
+              <w:jc w:val="end"/>
+            </w:pPr>
+            <w:r>
+              <w:rPr>
+                <w:rFonts w:ascii="Calibri" w:hAnsi="Calibri"/>
+                <w:sz w:val="20"/>
+              </w:rPr>
+              <w:t xml:space="default">0.05</w:t>
+            </w:r>
+          </w:p>
+        </w:tc>
+        <w:tc>
+          <w:tcPr>
+            <w:tcBorders>
+              <w:top w:val="single" w:space="0" w:color="D3D3D3"/>
+              <w:bottom w:val="single" w:space="0" w:color="D3D3D3"/>
+              <w:start w:val="single" w:space="0" w:color="D3D3D3"/>
+              <w:end w:val="single" w:space="0" w:color="D3D3D3"/>
+            </w:tcBorders>
+          </w:tcPr>
+          <w:p>
+            <w:pPr>
+              <w:spacing w:before="0" w:after="60"/>
+              <w:keepNext/>
+              <w:jc w:val="start"/>
+            </w:pPr>
+            <w:r>
+              <w:rPr>
+                <w:rFonts w:ascii="Calibri" w:hAnsi="Calibri"/>
+                <w:sz w:val="20"/>
+              </w:rPr>
+              <w:t xml:space="default"/>
+            </w:r>
+          </w:p>
+        </w:tc>
+        <w:tc>
+          <w:tcPr>
+            <w:tcBorders>
+              <w:top w:val="single" w:space="0" w:color="D3D3D3"/>
+              <w:bottom w:val="single" w:space="0" w:color="D3D3D3"/>
+              <w:start w:val="single" w:space="0" w:color="D3D3D3"/>
+              <w:end w:val="single" w:space="0" w:color="D3D3D3"/>
+            </w:tcBorders>
+          </w:tcPr>
+          <w:p>
+            <w:pPr>
+              <w:spacing w:before="0" w:after="60"/>
+              <w:keepNext/>
+              <w:jc w:val="end"/>
+            </w:pPr>
+            <w:r>
+              <w:rPr>
+                <w:rFonts w:ascii="Calibri" w:hAnsi="Calibri"/>
+                <w:sz w:val="20"/>
+              </w:rPr>
+              <w:t xml:space="default"/>
+            </w:r>
+          </w:p>
+        </w:tc>
+        <w:tc>
+          <w:tcPr>
+            <w:tcBorders>
+              <w:top w:val="single" w:space="0" w:color="D3D3D3"/>
+              <w:bottom w:val="single" w:space="0" w:color="D3D3D3"/>
+              <w:start w:val="single" w:space="0" w:color="D3D3D3"/>
+              <w:end w:val="single" w:space="0" w:color="D3D3D3"/>
+            </w:tcBorders>
+          </w:tcPr>
+          <w:p>
+            <w:pPr>
+              <w:spacing w:before="0" w:after="60"/>
+              <w:keepNext/>
+              <w:jc w:val="start"/>
+            </w:pPr>
+            <w:r>
+              <w:rPr>
+                <w:rFonts w:ascii="Calibri" w:hAnsi="Calibri"/>
+                <w:sz w:val="20"/>
+              </w:rPr>
+              <w:t xml:space="default">16.73</w:t>
+            </w:r>
+          </w:p>
+        </w:tc>
+        <w:tc>
+          <w:tcPr>
+            <w:tcBorders>
+              <w:top w:val="single" w:space="0" w:color="D3D3D3"/>
+              <w:bottom w:val="single" w:space="0" w:color="D3D3D3"/>
+              <w:start w:val="single" w:space="0" w:color="D3D3D3"/>
+              <w:end w:val="single" w:space="0" w:color="D3D3D3"/>
+            </w:tcBorders>
+          </w:tcPr>
+          <w:p>
+            <w:pPr>
+              <w:spacing w:before="0" w:after="60"/>
+              <w:keepNext/>
+              <w:jc w:val="start"/>
+            </w:pPr>
+            <w:r>
+              <w:rPr>
+                <w:rFonts w:ascii="Calibri" w:hAnsi="Calibri"/>
+                <w:sz w:val="20"/>
+              </w:rPr>
+              <w:t xml:space="default">&lt;0.001</w:t>
+            </w:r>
+          </w:p>
+        </w:tc>
+        <w:tc>
+          <w:tcPr>
+            <w:tcBorders>
+              <w:top w:val="single" w:space="0" w:color="D3D3D3"/>
+              <w:bottom w:val="single" w:space="0" w:color="D3D3D3"/>
+              <w:start w:val="single" w:space="0" w:color="D3D3D3"/>
+              <w:end w:val="single" w:space="0" w:color="D3D3D3"/>
+            </w:tcBorders>
+          </w:tcPr>
+          <w:p>
+            <w:pPr>
+              <w:spacing w:before="0" w:after="60"/>
+              <w:keepNext/>
+              <w:jc w:val="end"/>
+            </w:pPr>
+            <w:r>
+              <w:rPr>
+                <w:rFonts w:ascii="Calibri" w:hAnsi="Calibri"/>
+                <w:sz w:val="20"/>
+              </w:rPr>
+              <w:t xml:space="default"/>
+            </w:r>
+          </w:p>
+        </w:tc>
+      </w:tr>
+      <w:tr>
+        <w:trPr>
+          <w:cantSplit/>
+        </w:trPr>
+        <w:tc>
+          <w:tcPr>
+            <w:tcBorders>
+              <w:top w:val="single" w:space="0" w:color="D3D3D3"/>
+              <w:bottom w:val="single" w:space="0" w:color="D3D3D3"/>
+              <w:start w:val="single" w:space="0" w:color="D3D3D3"/>
+              <w:end w:val="single" w:space="0" w:color="D3D3D3"/>
+            </w:tcBorders>
+          </w:tcPr>
+          <w:p>
+            <w:pPr>
+              <w:spacing w:before="0" w:after="60"/>
+              <w:keepNext/>
+              <w:jc w:val="start"/>
+            </w:pPr>
+            <w:r>
+              <w:rPr>
+                <w:rFonts w:ascii="Calibri" w:hAnsi="Calibri"/>
+                <w:sz w:val="20"/>
+                <w:b w:val="true"/>
+              </w:rPr>
+              <w:t xml:space="default">Post-hoc Contrasts</w:t>
+            </w:r>
+          </w:p>
+        </w:tc>
+        <w:tc>
+          <w:tcPr>
+            <w:tcBorders>
+              <w:top w:val="single" w:space="0" w:color="D3D3D3"/>
+              <w:bottom w:val="single" w:space="0" w:color="D3D3D3"/>
+              <w:start w:val="single" w:space="0" w:color="D3D3D3"/>
+              <w:end w:val="single" w:space="0" w:color="D3D3D3"/>
+            </w:tcBorders>
+          </w:tcPr>
+          <w:p>
+            <w:pPr>
+              <w:spacing w:before="0" w:after="60"/>
+              <w:keepNext/>
+              <w:jc w:val="start"/>
+            </w:pPr>
+            <w:r>
+              <w:rPr>
+                <w:rFonts w:ascii="Calibri" w:hAnsi="Calibri"/>
+                <w:sz w:val="20"/>
+              </w:rPr>
+              <w:t xml:space="default">Control(Control Parents) - Control(Starved Parents)</w:t>
+            </w:r>
+          </w:p>
+        </w:tc>
+        <w:tc>
+          <w:tcPr>
+            <w:tcBorders>
+              <w:top w:val="single" w:space="0" w:color="D3D3D3"/>
+              <w:bottom w:val="single" w:space="0" w:color="D3D3D3"/>
+              <w:start w:val="single" w:space="0" w:color="D3D3D3"/>
+              <w:end w:val="single" w:space="0" w:color="D3D3D3"/>
+            </w:tcBorders>
+          </w:tcPr>
+          <w:p>
+            <w:pPr>
+              <w:spacing w:before="0" w:after="60"/>
+              <w:keepNext/>
+              <w:jc w:val="end"/>
+            </w:pPr>
+            <w:r>
+              <w:rPr>
+                <w:rFonts w:ascii="Calibri" w:hAnsi="Calibri"/>
+                <w:sz w:val="20"/>
+              </w:rPr>
+              <w:t xml:space="default">0.71</w:t>
+            </w:r>
+          </w:p>
+        </w:tc>
+        <w:tc>
+          <w:tcPr>
+            <w:tcBorders>
+              <w:top w:val="single" w:space="0" w:color="D3D3D3"/>
+              <w:bottom w:val="single" w:space="0" w:color="D3D3D3"/>
+              <w:start w:val="single" w:space="0" w:color="D3D3D3"/>
+              <w:end w:val="single" w:space="0" w:color="D3D3D3"/>
+            </w:tcBorders>
+          </w:tcPr>
+          <w:p>
+            <w:pPr>
+              <w:spacing w:before="0" w:after="60"/>
+              <w:keepNext/>
+              <w:jc w:val="end"/>
+            </w:pPr>
+            <w:r>
+              <w:rPr>
+                <w:rFonts w:ascii="Calibri" w:hAnsi="Calibri"/>
+                <w:sz w:val="20"/>
+              </w:rPr>
+              <w:t xml:space="default">0.05</w:t>
+            </w:r>
+          </w:p>
+        </w:tc>
+        <w:tc>
+          <w:tcPr>
+            <w:tcBorders>
+              <w:top w:val="single" w:space="0" w:color="D3D3D3"/>
+              <w:bottom w:val="single" w:space="0" w:color="D3D3D3"/>
+              <w:start w:val="single" w:space="0" w:color="D3D3D3"/>
+              <w:end w:val="single" w:space="0" w:color="D3D3D3"/>
+            </w:tcBorders>
+          </w:tcPr>
+          <w:p>
+            <w:pPr>
+              <w:spacing w:before="0" w:after="60"/>
+              <w:keepNext/>
+              <w:jc w:val="start"/>
+            </w:pPr>
+            <w:r>
+              <w:rPr>
+                <w:rFonts w:ascii="Calibri" w:hAnsi="Calibri"/>
+                <w:sz w:val="20"/>
+              </w:rPr>
+              <w:t xml:space="default"/>
+            </w:r>
+          </w:p>
+        </w:tc>
+        <w:tc>
+          <w:tcPr>
+            <w:tcBorders>
+              <w:top w:val="single" w:space="0" w:color="D3D3D3"/>
+              <w:bottom w:val="single" w:space="0" w:color="D3D3D3"/>
+              <w:start w:val="single" w:space="0" w:color="D3D3D3"/>
+              <w:end w:val="single" w:space="0" w:color="D3D3D3"/>
+            </w:tcBorders>
+          </w:tcPr>
+          <w:p>
+            <w:pPr>
+              <w:spacing w:before="0" w:after="60"/>
+              <w:keepNext/>
+              <w:jc w:val="end"/>
+            </w:pPr>
+            <w:r>
+              <w:rPr>
+                <w:rFonts w:ascii="Calibri" w:hAnsi="Calibri"/>
+                <w:sz w:val="20"/>
+              </w:rPr>
+              <w:t xml:space="default"/>
+            </w:r>
+          </w:p>
+        </w:tc>
+        <w:tc>
+          <w:tcPr>
+            <w:tcBorders>
+              <w:top w:val="single" w:space="0" w:color="D3D3D3"/>
+              <w:bottom w:val="single" w:space="0" w:color="D3D3D3"/>
+              <w:start w:val="single" w:space="0" w:color="D3D3D3"/>
+              <w:end w:val="single" w:space="0" w:color="D3D3D3"/>
+            </w:tcBorders>
+          </w:tcPr>
+          <w:p>
+            <w:pPr>
+              <w:spacing w:before="0" w:after="60"/>
+              <w:keepNext/>
+              <w:jc w:val="start"/>
+            </w:pPr>
+            <w:r>
+              <w:rPr>
+                <w:rFonts w:ascii="Calibri" w:hAnsi="Calibri"/>
+                <w:sz w:val="20"/>
+              </w:rPr>
+              <w:t xml:space="default">14.03</w:t>
+            </w:r>
+          </w:p>
+        </w:tc>
+        <w:tc>
+          <w:tcPr>
+            <w:tcBorders>
+              <w:top w:val="single" w:space="0" w:color="D3D3D3"/>
+              <w:bottom w:val="single" w:space="0" w:color="D3D3D3"/>
+              <w:start w:val="single" w:space="0" w:color="D3D3D3"/>
+              <w:end w:val="single" w:space="0" w:color="D3D3D3"/>
+            </w:tcBorders>
+          </w:tcPr>
+          <w:p>
+            <w:pPr>
+              <w:spacing w:before="0" w:after="60"/>
+              <w:keepNext/>
+              <w:jc w:val="start"/>
+            </w:pPr>
+            <w:r>
+              <w:rPr>
+                <w:rFonts w:ascii="Calibri" w:hAnsi="Calibri"/>
+                <w:sz w:val="20"/>
+              </w:rPr>
+              <w:t xml:space="default">&lt;0.001</w:t>
+            </w:r>
+          </w:p>
+        </w:tc>
+        <w:tc>
+          <w:tcPr>
+            <w:tcBorders>
+              <w:top w:val="single" w:space="0" w:color="D3D3D3"/>
+              <w:bottom w:val="single" w:space="0" w:color="D3D3D3"/>
+              <w:start w:val="single" w:space="0" w:color="D3D3D3"/>
+              <w:end w:val="single" w:space="0" w:color="D3D3D3"/>
+            </w:tcBorders>
+          </w:tcPr>
+          <w:p>
+            <w:pPr>
+              <w:spacing w:before="0" w:after="60"/>
+              <w:keepNext/>
+              <w:jc w:val="end"/>
+            </w:pPr>
+            <w:r>
+              <w:rPr>
+                <w:rFonts w:ascii="Calibri" w:hAnsi="Calibri"/>
+                <w:sz w:val="20"/>
+              </w:rPr>
+              <w:t xml:space="default"/>
+            </w:r>
+          </w:p>
+        </w:tc>
+      </w:tr>
+      <w:tr>
+        <w:trPr>
+          <w:cantSplit/>
+        </w:trPr>
+        <w:tc>
+          <w:tcPr>
+            <w:tcBorders>
+              <w:top w:val="single" w:space="0" w:color="D3D3D3"/>
+              <w:bottom w:val="single" w:space="0" w:color="D3D3D3"/>
+              <w:start w:val="single" w:space="0" w:color="D3D3D3"/>
+              <w:end w:val="single" w:space="0" w:color="D3D3D3"/>
+            </w:tcBorders>
+          </w:tcPr>
+          <w:p>
+            <w:pPr>
+              <w:spacing w:before="0" w:after="60"/>
+              <w:keepNext/>
+              <w:jc w:val="start"/>
+            </w:pPr>
+            <w:r>
+              <w:rPr>
+                <w:rFonts w:ascii="Calibri" w:hAnsi="Calibri"/>
+                <w:sz w:val="20"/>
+                <w:b w:val="true"/>
+              </w:rPr>
+              <w:t xml:space="default">Post-hoc Contrasts</w:t>
+            </w:r>
+          </w:p>
+        </w:tc>
+        <w:tc>
+          <w:tcPr>
+            <w:tcBorders>
+              <w:top w:val="single" w:space="0" w:color="D3D3D3"/>
+              <w:bottom w:val="single" w:space="0" w:color="D3D3D3"/>
+              <w:start w:val="single" w:space="0" w:color="D3D3D3"/>
+              <w:end w:val="single" w:space="0" w:color="D3D3D3"/>
+            </w:tcBorders>
+          </w:tcPr>
+          <w:p>
+            <w:pPr>
+              <w:spacing w:before="0" w:after="60"/>
+              <w:keepNext/>
+              <w:jc w:val="start"/>
+            </w:pPr>
+            <w:r>
+              <w:rPr>
+                <w:rFonts w:ascii="Calibri" w:hAnsi="Calibri"/>
+                <w:sz w:val="20"/>
+              </w:rPr>
+              <w:t xml:space="default">Control(Control Parents) - Starved(Starved Parents)</w:t>
+            </w:r>
+          </w:p>
+        </w:tc>
+        <w:tc>
+          <w:tcPr>
+            <w:tcBorders>
+              <w:top w:val="single" w:space="0" w:color="D3D3D3"/>
+              <w:bottom w:val="single" w:space="0" w:color="D3D3D3"/>
+              <w:start w:val="single" w:space="0" w:color="D3D3D3"/>
+              <w:end w:val="single" w:space="0" w:color="D3D3D3"/>
+            </w:tcBorders>
+          </w:tcPr>
+          <w:p>
+            <w:pPr>
+              <w:spacing w:before="0" w:after="60"/>
+              <w:keepNext/>
+              <w:jc w:val="end"/>
+            </w:pPr>
+            <w:r>
+              <w:rPr>
+                <w:rFonts w:ascii="Calibri" w:hAnsi="Calibri"/>
+                <w:sz w:val="20"/>
+              </w:rPr>
+              <w:t xml:space="default">1.05</w:t>
+            </w:r>
+          </w:p>
+        </w:tc>
+        <w:tc>
+          <w:tcPr>
+            <w:tcBorders>
+              <w:top w:val="single" w:space="0" w:color="D3D3D3"/>
+              <w:bottom w:val="single" w:space="0" w:color="D3D3D3"/>
+              <w:start w:val="single" w:space="0" w:color="D3D3D3"/>
+              <w:end w:val="single" w:space="0" w:color="D3D3D3"/>
+            </w:tcBorders>
+          </w:tcPr>
+          <w:p>
+            <w:pPr>
+              <w:spacing w:before="0" w:after="60"/>
+              <w:keepNext/>
+              <w:jc w:val="end"/>
+            </w:pPr>
+            <w:r>
+              <w:rPr>
+                <w:rFonts w:ascii="Calibri" w:hAnsi="Calibri"/>
+                <w:sz w:val="20"/>
+              </w:rPr>
+              <w:t xml:space="default">0.05</w:t>
+            </w:r>
+          </w:p>
+        </w:tc>
+        <w:tc>
+          <w:tcPr>
+            <w:tcBorders>
+              <w:top w:val="single" w:space="0" w:color="D3D3D3"/>
+              <w:bottom w:val="single" w:space="0" w:color="D3D3D3"/>
+              <w:start w:val="single" w:space="0" w:color="D3D3D3"/>
+              <w:end w:val="single" w:space="0" w:color="D3D3D3"/>
+            </w:tcBorders>
+          </w:tcPr>
+          <w:p>
+            <w:pPr>
+              <w:spacing w:before="0" w:after="60"/>
+              <w:keepNext/>
+              <w:jc w:val="start"/>
+            </w:pPr>
+            <w:r>
+              <w:rPr>
+                <w:rFonts w:ascii="Calibri" w:hAnsi="Calibri"/>
+                <w:sz w:val="20"/>
+              </w:rPr>
+              <w:t xml:space="default"/>
+            </w:r>
+          </w:p>
+        </w:tc>
+        <w:tc>
+          <w:tcPr>
+            <w:tcBorders>
+              <w:top w:val="single" w:space="0" w:color="D3D3D3"/>
+              <w:bottom w:val="single" w:space="0" w:color="D3D3D3"/>
+              <w:start w:val="single" w:space="0" w:color="D3D3D3"/>
+              <w:end w:val="single" w:space="0" w:color="D3D3D3"/>
+            </w:tcBorders>
+          </w:tcPr>
+          <w:p>
+            <w:pPr>
+              <w:spacing w:before="0" w:after="60"/>
+              <w:keepNext/>
+              <w:jc w:val="end"/>
+            </w:pPr>
+            <w:r>
+              <w:rPr>
+                <w:rFonts w:ascii="Calibri" w:hAnsi="Calibri"/>
+                <w:sz w:val="20"/>
+              </w:rPr>
+              <w:t xml:space="default"/>
+            </w:r>
+          </w:p>
+        </w:tc>
+        <w:tc>
+          <w:tcPr>
+            <w:tcBorders>
+              <w:top w:val="single" w:space="0" w:color="D3D3D3"/>
+              <w:bottom w:val="single" w:space="0" w:color="D3D3D3"/>
+              <w:start w:val="single" w:space="0" w:color="D3D3D3"/>
+              <w:end w:val="single" w:space="0" w:color="D3D3D3"/>
+            </w:tcBorders>
+          </w:tcPr>
+          <w:p>
+            <w:pPr>
+              <w:spacing w:before="0" w:after="60"/>
+              <w:keepNext/>
+              <w:jc w:val="start"/>
+            </w:pPr>
+            <w:r>
+              <w:rPr>
+                <w:rFonts w:ascii="Calibri" w:hAnsi="Calibri"/>
+                <w:sz w:val="20"/>
+              </w:rPr>
+              <w:t xml:space="default">19.23</w:t>
+            </w:r>
+          </w:p>
+        </w:tc>
+        <w:tc>
+          <w:tcPr>
+            <w:tcBorders>
+              <w:top w:val="single" w:space="0" w:color="D3D3D3"/>
+              <w:bottom w:val="single" w:space="0" w:color="D3D3D3"/>
+              <w:start w:val="single" w:space="0" w:color="D3D3D3"/>
+              <w:end w:val="single" w:space="0" w:color="D3D3D3"/>
+            </w:tcBorders>
+          </w:tcPr>
+          <w:p>
+            <w:pPr>
+              <w:spacing w:before="0" w:after="60"/>
+              <w:keepNext/>
+              <w:jc w:val="start"/>
+            </w:pPr>
+            <w:r>
+              <w:rPr>
+                <w:rFonts w:ascii="Calibri" w:hAnsi="Calibri"/>
+                <w:sz w:val="20"/>
+              </w:rPr>
+              <w:t xml:space="default">&lt;0.001</w:t>
+            </w:r>
+          </w:p>
+        </w:tc>
+        <w:tc>
+          <w:tcPr>
+            <w:tcBorders>
+              <w:top w:val="single" w:space="0" w:color="D3D3D3"/>
+              <w:bottom w:val="single" w:space="0" w:color="D3D3D3"/>
+              <w:start w:val="single" w:space="0" w:color="D3D3D3"/>
+              <w:end w:val="single" w:space="0" w:color="D3D3D3"/>
+            </w:tcBorders>
+          </w:tcPr>
+          <w:p>
+            <w:pPr>
+              <w:spacing w:before="0" w:after="60"/>
+              <w:keepNext/>
+              <w:jc w:val="end"/>
+            </w:pPr>
+            <w:r>
+              <w:rPr>
+                <w:rFonts w:ascii="Calibri" w:hAnsi="Calibri"/>
+                <w:sz w:val="20"/>
+              </w:rPr>
+              <w:t xml:space="default"/>
+            </w:r>
+          </w:p>
+        </w:tc>
+      </w:tr>
+      <w:tr>
+        <w:trPr>
+          <w:cantSplit/>
+        </w:trPr>
+        <w:tc>
+          <w:tcPr>
+            <w:tcBorders>
+              <w:top w:val="single" w:space="0" w:color="D3D3D3"/>
+              <w:bottom w:val="single" w:space="0" w:color="D3D3D3"/>
+              <w:start w:val="single" w:space="0" w:color="D3D3D3"/>
+              <w:end w:val="single" w:space="0" w:color="D3D3D3"/>
+            </w:tcBorders>
+          </w:tcPr>
+          <w:p>
+            <w:pPr>
+              <w:spacing w:before="0" w:after="60"/>
+              <w:keepNext/>
+              <w:jc w:val="start"/>
+            </w:pPr>
+            <w:r>
+              <w:rPr>
+                <w:rFonts w:ascii="Calibri" w:hAnsi="Calibri"/>
+                <w:sz w:val="20"/>
+                <w:b w:val="true"/>
+              </w:rPr>
+              <w:t xml:space="default">Post-hoc Contrasts</w:t>
+            </w:r>
+          </w:p>
+        </w:tc>
+        <w:tc>
+          <w:tcPr>
+            <w:tcBorders>
+              <w:top w:val="single" w:space="0" w:color="D3D3D3"/>
+              <w:bottom w:val="single" w:space="0" w:color="D3D3D3"/>
+              <w:start w:val="single" w:space="0" w:color="D3D3D3"/>
+              <w:end w:val="single" w:space="0" w:color="D3D3D3"/>
+            </w:tcBorders>
+          </w:tcPr>
+          <w:p>
+            <w:pPr>
+              <w:spacing w:before="0" w:after="60"/>
+              <w:keepNext/>
+              <w:jc w:val="start"/>
+            </w:pPr>
+            <w:r>
+              <w:rPr>
+                <w:rFonts w:ascii="Calibri" w:hAnsi="Calibri"/>
+                <w:sz w:val="20"/>
+              </w:rPr>
+              <w:t xml:space="default">Starved(Control Parents) - Control(Starved Parents)</w:t>
+            </w:r>
+          </w:p>
+        </w:tc>
+        <w:tc>
+          <w:tcPr>
+            <w:tcBorders>
+              <w:top w:val="single" w:space="0" w:color="D3D3D3"/>
+              <w:bottom w:val="single" w:space="0" w:color="D3D3D3"/>
+              <w:start w:val="single" w:space="0" w:color="D3D3D3"/>
+              <w:end w:val="single" w:space="0" w:color="D3D3D3"/>
+            </w:tcBorders>
+          </w:tcPr>
+          <w:p>
+            <w:pPr>
+              <w:spacing w:before="0" w:after="60"/>
+              <w:keepNext/>
+              <w:jc w:val="end"/>
+            </w:pPr>
+            <w:r>
+              <w:rPr>
+                <w:rFonts w:ascii="Calibri" w:hAnsi="Calibri"/>
+                <w:sz w:val="20"/>
+              </w:rPr>
+              <w:t xml:space="default">-0.18</w:t>
+            </w:r>
+          </w:p>
+        </w:tc>
+        <w:tc>
+          <w:tcPr>
+            <w:tcBorders>
+              <w:top w:val="single" w:space="0" w:color="D3D3D3"/>
+              <w:bottom w:val="single" w:space="0" w:color="D3D3D3"/>
+              <w:start w:val="single" w:space="0" w:color="D3D3D3"/>
+              <w:end w:val="single" w:space="0" w:color="D3D3D3"/>
+            </w:tcBorders>
+          </w:tcPr>
+          <w:p>
+            <w:pPr>
+              <w:spacing w:before="0" w:after="60"/>
+              <w:keepNext/>
+              <w:jc w:val="end"/>
+            </w:pPr>
+            <w:r>
+              <w:rPr>
+                <w:rFonts w:ascii="Calibri" w:hAnsi="Calibri"/>
+                <w:sz w:val="20"/>
+              </w:rPr>
+              <w:t xml:space="default">0.05</w:t>
+            </w:r>
+          </w:p>
+        </w:tc>
+        <w:tc>
+          <w:tcPr>
+            <w:tcBorders>
+              <w:top w:val="single" w:space="0" w:color="D3D3D3"/>
+              <w:bottom w:val="single" w:space="0" w:color="D3D3D3"/>
+              <w:start w:val="single" w:space="0" w:color="D3D3D3"/>
+              <w:end w:val="single" w:space="0" w:color="D3D3D3"/>
+            </w:tcBorders>
+          </w:tcPr>
+          <w:p>
+            <w:pPr>
+              <w:spacing w:before="0" w:after="60"/>
+              <w:keepNext/>
+              <w:jc w:val="start"/>
+            </w:pPr>
+            <w:r>
+              <w:rPr>
+                <w:rFonts w:ascii="Calibri" w:hAnsi="Calibri"/>
+                <w:sz w:val="20"/>
+              </w:rPr>
+              <w:t xml:space="default"/>
+            </w:r>
+          </w:p>
+        </w:tc>
+        <w:tc>
+          <w:tcPr>
+            <w:tcBorders>
+              <w:top w:val="single" w:space="0" w:color="D3D3D3"/>
+              <w:bottom w:val="single" w:space="0" w:color="D3D3D3"/>
+              <w:start w:val="single" w:space="0" w:color="D3D3D3"/>
+              <w:end w:val="single" w:space="0" w:color="D3D3D3"/>
+            </w:tcBorders>
+          </w:tcPr>
+          <w:p>
+            <w:pPr>
+              <w:spacing w:before="0" w:after="60"/>
+              <w:keepNext/>
+              <w:jc w:val="end"/>
+            </w:pPr>
+            <w:r>
+              <w:rPr>
+                <w:rFonts w:ascii="Calibri" w:hAnsi="Calibri"/>
+                <w:sz w:val="20"/>
+              </w:rPr>
+              <w:t xml:space="default"/>
+            </w:r>
+          </w:p>
+        </w:tc>
+        <w:tc>
+          <w:tcPr>
+            <w:tcBorders>
+              <w:top w:val="single" w:space="0" w:color="D3D3D3"/>
+              <w:bottom w:val="single" w:space="0" w:color="D3D3D3"/>
+              <w:start w:val="single" w:space="0" w:color="D3D3D3"/>
+              <w:end w:val="single" w:space="0" w:color="D3D3D3"/>
+            </w:tcBorders>
+          </w:tcPr>
+          <w:p>
+            <w:pPr>
+              <w:spacing w:before="0" w:after="60"/>
+              <w:keepNext/>
+              <w:jc w:val="start"/>
+            </w:pPr>
+            <w:r>
+              <w:rPr>
+                <w:rFonts w:ascii="Calibri" w:hAnsi="Calibri"/>
+                <w:sz w:val="20"/>
+              </w:rPr>
+              <w:t xml:space="default">-3.93</w:t>
+            </w:r>
+          </w:p>
+        </w:tc>
+        <w:tc>
+          <w:tcPr>
+            <w:tcBorders>
+              <w:top w:val="single" w:space="0" w:color="D3D3D3"/>
+              <w:bottom w:val="single" w:space="0" w:color="D3D3D3"/>
+              <w:start w:val="single" w:space="0" w:color="D3D3D3"/>
+              <w:end w:val="single" w:space="0" w:color="D3D3D3"/>
+            </w:tcBorders>
+          </w:tcPr>
+          <w:p>
+            <w:pPr>
+              <w:spacing w:before="0" w:after="60"/>
+              <w:keepNext/>
+              <w:jc w:val="start"/>
+            </w:pPr>
+            <w:r>
+              <w:rPr>
+                <w:rFonts w:ascii="Calibri" w:hAnsi="Calibri"/>
+                <w:sz w:val="20"/>
+              </w:rPr>
+              <w:t xml:space="default">&lt;0.001</w:t>
+            </w:r>
+          </w:p>
+        </w:tc>
+        <w:tc>
+          <w:tcPr>
+            <w:tcBorders>
+              <w:top w:val="single" w:space="0" w:color="D3D3D3"/>
+              <w:bottom w:val="single" w:space="0" w:color="D3D3D3"/>
+              <w:start w:val="single" w:space="0" w:color="D3D3D3"/>
+              <w:end w:val="single" w:space="0" w:color="D3D3D3"/>
+            </w:tcBorders>
+          </w:tcPr>
+          <w:p>
+            <w:pPr>
+              <w:spacing w:before="0" w:after="60"/>
+              <w:keepNext/>
+              <w:jc w:val="end"/>
+            </w:pPr>
+            <w:r>
+              <w:rPr>
+                <w:rFonts w:ascii="Calibri" w:hAnsi="Calibri"/>
+                <w:sz w:val="20"/>
+              </w:rPr>
+              <w:t xml:space="default"/>
+            </w:r>
+          </w:p>
+        </w:tc>
+      </w:tr>
+      <w:tr>
+        <w:trPr>
+          <w:cantSplit/>
+        </w:trPr>
+        <w:tc>
+          <w:tcPr>
+            <w:tcBorders>
+              <w:top w:val="single" w:space="0" w:color="D3D3D3"/>
+              <w:bottom w:val="single" w:space="0" w:color="D3D3D3"/>
+              <w:start w:val="single" w:space="0" w:color="D3D3D3"/>
+              <w:end w:val="single" w:space="0" w:color="D3D3D3"/>
+            </w:tcBorders>
+          </w:tcPr>
+          <w:p>
+            <w:pPr>
+              <w:spacing w:before="0" w:after="60"/>
+              <w:keepNext/>
+              <w:jc w:val="start"/>
+            </w:pPr>
+            <w:r>
+              <w:rPr>
+                <w:rFonts w:ascii="Calibri" w:hAnsi="Calibri"/>
+                <w:sz w:val="20"/>
+                <w:b w:val="true"/>
+              </w:rPr>
+              <w:t xml:space="default">Post-hoc Contrasts</w:t>
+            </w:r>
+          </w:p>
+        </w:tc>
+        <w:tc>
+          <w:tcPr>
+            <w:tcBorders>
+              <w:top w:val="single" w:space="0" w:color="D3D3D3"/>
+              <w:bottom w:val="single" w:space="0" w:color="D3D3D3"/>
+              <w:start w:val="single" w:space="0" w:color="D3D3D3"/>
+              <w:end w:val="single" w:space="0" w:color="D3D3D3"/>
+            </w:tcBorders>
+          </w:tcPr>
+          <w:p>
+            <w:pPr>
+              <w:spacing w:before="0" w:after="60"/>
+              <w:keepNext/>
+              <w:jc w:val="start"/>
+            </w:pPr>
+            <w:r>
+              <w:rPr>
+                <w:rFonts w:ascii="Calibri" w:hAnsi="Calibri"/>
+                <w:sz w:val="20"/>
+              </w:rPr>
+              <w:t xml:space="default">Starved(Control Parents) - Starved(Starved Parents)</w:t>
+            </w:r>
+          </w:p>
+        </w:tc>
+        <w:tc>
+          <w:tcPr>
+            <w:tcBorders>
+              <w:top w:val="single" w:space="0" w:color="D3D3D3"/>
+              <w:bottom w:val="single" w:space="0" w:color="D3D3D3"/>
+              <w:start w:val="single" w:space="0" w:color="D3D3D3"/>
+              <w:end w:val="single" w:space="0" w:color="D3D3D3"/>
+            </w:tcBorders>
+          </w:tcPr>
+          <w:p>
+            <w:pPr>
+              <w:spacing w:before="0" w:after="60"/>
+              <w:keepNext/>
+              <w:jc w:val="end"/>
+            </w:pPr>
+            <w:r>
+              <w:rPr>
+                <w:rFonts w:ascii="Calibri" w:hAnsi="Calibri"/>
+                <w:sz w:val="20"/>
+              </w:rPr>
+              <w:t xml:space="default">0.15</w:t>
+            </w:r>
+          </w:p>
+        </w:tc>
+        <w:tc>
+          <w:tcPr>
+            <w:tcBorders>
+              <w:top w:val="single" w:space="0" w:color="D3D3D3"/>
+              <w:bottom w:val="single" w:space="0" w:color="D3D3D3"/>
+              <w:start w:val="single" w:space="0" w:color="D3D3D3"/>
+              <w:end w:val="single" w:space="0" w:color="D3D3D3"/>
+            </w:tcBorders>
+          </w:tcPr>
+          <w:p>
+            <w:pPr>
+              <w:spacing w:before="0" w:after="60"/>
+              <w:keepNext/>
+              <w:jc w:val="end"/>
+            </w:pPr>
+            <w:r>
+              <w:rPr>
+                <w:rFonts w:ascii="Calibri" w:hAnsi="Calibri"/>
+                <w:sz w:val="20"/>
+              </w:rPr>
+              <w:t xml:space="default">0.05</w:t>
+            </w:r>
+          </w:p>
+        </w:tc>
+        <w:tc>
+          <w:tcPr>
+            <w:tcBorders>
+              <w:top w:val="single" w:space="0" w:color="D3D3D3"/>
+              <w:bottom w:val="single" w:space="0" w:color="D3D3D3"/>
+              <w:start w:val="single" w:space="0" w:color="D3D3D3"/>
+              <w:end w:val="single" w:space="0" w:color="D3D3D3"/>
+            </w:tcBorders>
+          </w:tcPr>
+          <w:p>
+            <w:pPr>
+              <w:spacing w:before="0" w:after="60"/>
+              <w:keepNext/>
+              <w:jc w:val="start"/>
+            </w:pPr>
+            <w:r>
+              <w:rPr>
+                <w:rFonts w:ascii="Calibri" w:hAnsi="Calibri"/>
+                <w:sz w:val="20"/>
+              </w:rPr>
+              <w:t xml:space="default"/>
+            </w:r>
+          </w:p>
+        </w:tc>
+        <w:tc>
+          <w:tcPr>
+            <w:tcBorders>
+              <w:top w:val="single" w:space="0" w:color="D3D3D3"/>
+              <w:bottom w:val="single" w:space="0" w:color="D3D3D3"/>
+              <w:start w:val="single" w:space="0" w:color="D3D3D3"/>
+              <w:end w:val="single" w:space="0" w:color="D3D3D3"/>
+            </w:tcBorders>
+          </w:tcPr>
+          <w:p>
+            <w:pPr>
+              <w:spacing w:before="0" w:after="60"/>
+              <w:keepNext/>
+              <w:jc w:val="end"/>
+            </w:pPr>
+            <w:r>
+              <w:rPr>
+                <w:rFonts w:ascii="Calibri" w:hAnsi="Calibri"/>
+                <w:sz w:val="20"/>
+              </w:rPr>
+              <w:t xml:space="default"/>
+            </w:r>
+          </w:p>
+        </w:tc>
+        <w:tc>
+          <w:tcPr>
+            <w:tcBorders>
+              <w:top w:val="single" w:space="0" w:color="D3D3D3"/>
+              <w:bottom w:val="single" w:space="0" w:color="D3D3D3"/>
+              <w:start w:val="single" w:space="0" w:color="D3D3D3"/>
+              <w:end w:val="single" w:space="0" w:color="D3D3D3"/>
+            </w:tcBorders>
+          </w:tcPr>
+          <w:p>
+            <w:pPr>
+              <w:spacing w:before="0" w:after="60"/>
+              <w:keepNext/>
+              <w:jc w:val="start"/>
+            </w:pPr>
+            <w:r>
+              <w:rPr>
+                <w:rFonts w:ascii="Calibri" w:hAnsi="Calibri"/>
+                <w:sz w:val="20"/>
+              </w:rPr>
+              <w:t xml:space="default">3.32</w:t>
+            </w:r>
+          </w:p>
+        </w:tc>
+        <w:tc>
+          <w:tcPr>
+            <w:tcBorders>
+              <w:top w:val="single" w:space="0" w:color="D3D3D3"/>
+              <w:bottom w:val="single" w:space="0" w:color="D3D3D3"/>
+              <w:start w:val="single" w:space="0" w:color="D3D3D3"/>
+              <w:end w:val="single" w:space="0" w:color="D3D3D3"/>
+            </w:tcBorders>
+          </w:tcPr>
+          <w:p>
+            <w:pPr>
+              <w:spacing w:before="0" w:after="60"/>
+              <w:keepNext/>
+              <w:jc w:val="start"/>
+            </w:pPr>
+            <w:r>
+              <w:rPr>
+                <w:rFonts w:ascii="Calibri" w:hAnsi="Calibri"/>
+                <w:sz w:val="20"/>
+              </w:rPr>
+              <w:t xml:space="default">0.005</w:t>
+            </w:r>
+          </w:p>
+        </w:tc>
+        <w:tc>
+          <w:tcPr>
+            <w:tcBorders>
+              <w:top w:val="single" w:space="0" w:color="D3D3D3"/>
+              <w:bottom w:val="single" w:space="0" w:color="D3D3D3"/>
+              <w:start w:val="single" w:space="0" w:color="D3D3D3"/>
+              <w:end w:val="single" w:space="0" w:color="D3D3D3"/>
+            </w:tcBorders>
+          </w:tcPr>
+          <w:p>
+            <w:pPr>
+              <w:spacing w:before="0" w:after="60"/>
+              <w:keepNext/>
+              <w:jc w:val="end"/>
+            </w:pPr>
+            <w:r>
+              <w:rPr>
+                <w:rFonts w:ascii="Calibri" w:hAnsi="Calibri"/>
+                <w:sz w:val="20"/>
+              </w:rPr>
+              <w:t xml:space="default"/>
+            </w:r>
+          </w:p>
+        </w:tc>
+      </w:tr>
+      <w:tr>
+        <w:trPr>
+          <w:cantSplit/>
+        </w:trPr>
+        <w:tc>
+          <w:tcPr>
+            <w:tcBorders>
+              <w:top w:val="single" w:space="0" w:color="D3D3D3"/>
+              <w:bottom w:val="single" w:space="0" w:color="D3D3D3"/>
+              <w:start w:val="single" w:space="0" w:color="D3D3D3"/>
+              <w:end w:val="single" w:space="0" w:color="D3D3D3"/>
+            </w:tcBorders>
+          </w:tcPr>
+          <w:p>
+            <w:pPr>
+              <w:spacing w:before="0" w:after="60"/>
+              <w:keepNext/>
+              <w:jc w:val="start"/>
+            </w:pPr>
+            <w:r>
+              <w:rPr>
+                <w:rFonts w:ascii="Calibri" w:hAnsi="Calibri"/>
+                <w:sz w:val="20"/>
+                <w:b w:val="true"/>
+              </w:rPr>
+              <w:t xml:space="default">Post-hoc Contrasts</w:t>
+            </w:r>
+          </w:p>
+        </w:tc>
+        <w:tc>
+          <w:tcPr>
+            <w:tcBorders>
+              <w:top w:val="single" w:space="0" w:color="D3D3D3"/>
+              <w:bottom w:val="single" w:space="0" w:color="D3D3D3"/>
+              <w:start w:val="single" w:space="0" w:color="D3D3D3"/>
+              <w:end w:val="single" w:space="0" w:color="D3D3D3"/>
+            </w:tcBorders>
+          </w:tcPr>
+          <w:p>
+            <w:pPr>
+              <w:spacing w:before="0" w:after="60"/>
+              <w:keepNext/>
+              <w:jc w:val="start"/>
+            </w:pPr>
+            <w:r>
+              <w:rPr>
+                <w:rFonts w:ascii="Calibri" w:hAnsi="Calibri"/>
+                <w:sz w:val="20"/>
+              </w:rPr>
+              <w:t xml:space="default">Control(Starved Parents) - Starved(Starved Parents)</w:t>
+            </w:r>
+          </w:p>
+        </w:tc>
+        <w:tc>
+          <w:tcPr>
+            <w:tcBorders>
+              <w:top w:val="single" w:space="0" w:color="D3D3D3"/>
+              <w:bottom w:val="single" w:space="0" w:color="D3D3D3"/>
+              <w:start w:val="single" w:space="0" w:color="D3D3D3"/>
+              <w:end w:val="single" w:space="0" w:color="D3D3D3"/>
+            </w:tcBorders>
+          </w:tcPr>
+          <w:p>
+            <w:pPr>
+              <w:spacing w:before="0" w:after="60"/>
+              <w:keepNext/>
+              <w:jc w:val="end"/>
+            </w:pPr>
+            <w:r>
+              <w:rPr>
+                <w:rFonts w:ascii="Calibri" w:hAnsi="Calibri"/>
+                <w:sz w:val="20"/>
+              </w:rPr>
+              <w:t xml:space="default">0.33</w:t>
+            </w:r>
+          </w:p>
+        </w:tc>
+        <w:tc>
+          <w:tcPr>
+            <w:tcBorders>
+              <w:top w:val="single" w:space="0" w:color="D3D3D3"/>
+              <w:bottom w:val="single" w:space="0" w:color="D3D3D3"/>
+              <w:start w:val="single" w:space="0" w:color="D3D3D3"/>
+              <w:end w:val="single" w:space="0" w:color="D3D3D3"/>
+            </w:tcBorders>
+          </w:tcPr>
+          <w:p>
+            <w:pPr>
+              <w:spacing w:before="0" w:after="60"/>
+              <w:keepNext/>
+              <w:jc w:val="end"/>
+            </w:pPr>
+            <w:r>
+              <w:rPr>
+                <w:rFonts w:ascii="Calibri" w:hAnsi="Calibri"/>
+                <w:sz w:val="20"/>
+              </w:rPr>
+              <w:t xml:space="default">0.04</w:t>
+            </w:r>
+          </w:p>
+        </w:tc>
+        <w:tc>
+          <w:tcPr>
+            <w:tcBorders>
+              <w:top w:val="single" w:space="0" w:color="D3D3D3"/>
+              <w:bottom w:val="single" w:space="0" w:color="D3D3D3"/>
+              <w:start w:val="single" w:space="0" w:color="D3D3D3"/>
+              <w:end w:val="single" w:space="0" w:color="D3D3D3"/>
+            </w:tcBorders>
+          </w:tcPr>
+          <w:p>
+            <w:pPr>
+              <w:spacing w:before="0" w:after="60"/>
+              <w:keepNext/>
+              <w:jc w:val="start"/>
+            </w:pPr>
+            <w:r>
+              <w:rPr>
+                <w:rFonts w:ascii="Calibri" w:hAnsi="Calibri"/>
+                <w:sz w:val="20"/>
+              </w:rPr>
+              <w:t xml:space="default"/>
+            </w:r>
+          </w:p>
+        </w:tc>
+        <w:tc>
+          <w:tcPr>
+            <w:tcBorders>
+              <w:top w:val="single" w:space="0" w:color="D3D3D3"/>
+              <w:bottom w:val="single" w:space="0" w:color="D3D3D3"/>
+              <w:start w:val="single" w:space="0" w:color="D3D3D3"/>
+              <w:end w:val="single" w:space="0" w:color="D3D3D3"/>
+            </w:tcBorders>
+          </w:tcPr>
+          <w:p>
+            <w:pPr>
+              <w:spacing w:before="0" w:after="60"/>
+              <w:keepNext/>
+              <w:jc w:val="end"/>
+            </w:pPr>
+            <w:r>
+              <w:rPr>
+                <w:rFonts w:ascii="Calibri" w:hAnsi="Calibri"/>
+                <w:sz w:val="20"/>
+              </w:rPr>
+              <w:t xml:space="default"/>
+            </w:r>
+          </w:p>
+        </w:tc>
+        <w:tc>
+          <w:tcPr>
+            <w:tcBorders>
+              <w:top w:val="single" w:space="0" w:color="D3D3D3"/>
+              <w:bottom w:val="single" w:space="0" w:color="D3D3D3"/>
+              <w:start w:val="single" w:space="0" w:color="D3D3D3"/>
+              <w:end w:val="single" w:space="0" w:color="D3D3D3"/>
+            </w:tcBorders>
+          </w:tcPr>
+          <w:p>
+            <w:pPr>
+              <w:spacing w:before="0" w:after="60"/>
+              <w:keepNext/>
+              <w:jc w:val="start"/>
+            </w:pPr>
+            <w:r>
+              <w:rPr>
+                <w:rFonts w:ascii="Calibri" w:hAnsi="Calibri"/>
+                <w:sz w:val="20"/>
+              </w:rPr>
+              <w:t xml:space="default">7.66</w:t>
             </w:r>
           </w:p>
         </w:tc>

--- a/model_output/F3fit.docx
+++ b/model_output/F3fit.docx
@@ -250,7 +250,7 @@
             <w:pPr>
               <w:spacing w:before="0" w:after="60"/>
               <w:keepNext/>
-              <w:jc w:val="end"/>
+              <w:jc w:val="start"/>
             </w:pPr>
             <w:r>
               <w:rPr>
@@ -441,7 +441,55 @@
                 <w:rFonts w:ascii="Calibri" w:hAnsi="Calibri"/>
                 <w:sz w:val="20"/>
               </w:rPr>
-              <w:t xml:space="default">2.88</w:t>
+              <w:t xml:space="default">2.75</w:t>
+            </w:r>
+          </w:p>
+        </w:tc>
+        <w:tc>
+          <w:tcPr>
+            <w:tcBorders>
+              <w:top w:val="single" w:space="0" w:color="D3D3D3"/>
+              <w:bottom w:val="single" w:space="0" w:color="D3D3D3"/>
+              <w:start w:val="single" w:space="0" w:color="D3D3D3"/>
+              <w:end w:val="single" w:space="0" w:color="D3D3D3"/>
+            </w:tcBorders>
+          </w:tcPr>
+          <w:p>
+            <w:pPr>
+              <w:spacing w:before="0" w:after="60"/>
+              <w:keepNext/>
+              <w:jc w:val="start"/>
+            </w:pPr>
+            <w:r>
+              <w:rPr>
+                <w:rFonts w:ascii="Calibri" w:hAnsi="Calibri"/>
+                <w:sz w:val="20"/>
+              </w:rPr>
+              <w:t xml:space="default">NaN</w:t>
+            </w:r>
+          </w:p>
+        </w:tc>
+        <w:tc>
+          <w:tcPr>
+            <w:tcBorders>
+              <w:top w:val="single" w:space="0" w:color="D3D3D3"/>
+              <w:bottom w:val="single" w:space="0" w:color="D3D3D3"/>
+              <w:start w:val="single" w:space="0" w:color="D3D3D3"/>
+              <w:end w:val="single" w:space="0" w:color="D3D3D3"/>
+            </w:tcBorders>
+          </w:tcPr>
+          <w:p>
+            <w:pPr>
+              <w:spacing w:before="0" w:after="60"/>
+              <w:keepNext/>
+              <w:jc w:val="start"/>
+            </w:pPr>
+            <w:r>
+              <w:rPr>
+                <w:rFonts w:ascii="Calibri" w:hAnsi="Calibri"/>
+                <w:sz w:val="20"/>
+              </w:rPr>
+              <w:t xml:space="default">[NaN, NaN]</w:t>
             </w:r>
           </w:p>
         </w:tc>
@@ -465,103 +513,55 @@
                 <w:rFonts w:ascii="Calibri" w:hAnsi="Calibri"/>
                 <w:sz w:val="20"/>
               </w:rPr>
-              <w:t xml:space="default">0.04</w:t>
-            </w:r>
-          </w:p>
-        </w:tc>
-        <w:tc>
-          <w:tcPr>
-            <w:tcBorders>
-              <w:top w:val="single" w:space="0" w:color="D3D3D3"/>
-              <w:bottom w:val="single" w:space="0" w:color="D3D3D3"/>
-              <w:start w:val="single" w:space="0" w:color="D3D3D3"/>
-              <w:end w:val="single" w:space="0" w:color="D3D3D3"/>
-            </w:tcBorders>
-          </w:tcPr>
-          <w:p>
-            <w:pPr>
-              <w:spacing w:before="0" w:after="60"/>
-              <w:keepNext/>
-              <w:jc w:val="start"/>
-            </w:pPr>
-            <w:r>
-              <w:rPr>
-                <w:rFonts w:ascii="Calibri" w:hAnsi="Calibri"/>
-                <w:sz w:val="20"/>
-              </w:rPr>
-              <w:t xml:space="default">[2.80, 2.95]</w:t>
-            </w:r>
-          </w:p>
-        </w:tc>
-        <w:tc>
-          <w:tcPr>
-            <w:tcBorders>
-              <w:top w:val="single" w:space="0" w:color="D3D3D3"/>
-              <w:bottom w:val="single" w:space="0" w:color="D3D3D3"/>
-              <w:start w:val="single" w:space="0" w:color="D3D3D3"/>
-              <w:end w:val="single" w:space="0" w:color="D3D3D3"/>
-            </w:tcBorders>
-          </w:tcPr>
-          <w:p>
-            <w:pPr>
-              <w:spacing w:before="0" w:after="60"/>
-              <w:keepNext/>
-              <w:jc w:val="end"/>
-            </w:pPr>
-            <w:r>
-              <w:rPr>
-                <w:rFonts w:ascii="Calibri" w:hAnsi="Calibri"/>
-                <w:sz w:val="20"/>
-              </w:rPr>
-              <w:t xml:space="default"/>
-            </w:r>
-          </w:p>
-        </w:tc>
-        <w:tc>
-          <w:tcPr>
-            <w:tcBorders>
-              <w:top w:val="single" w:space="0" w:color="D3D3D3"/>
-              <w:bottom w:val="single" w:space="0" w:color="D3D3D3"/>
-              <w:start w:val="single" w:space="0" w:color="D3D3D3"/>
-              <w:end w:val="single" w:space="0" w:color="D3D3D3"/>
-            </w:tcBorders>
-          </w:tcPr>
-          <w:p>
-            <w:pPr>
-              <w:spacing w:before="0" w:after="60"/>
-              <w:keepNext/>
-              <w:jc w:val="start"/>
-            </w:pPr>
-            <w:r>
-              <w:rPr>
-                <w:rFonts w:ascii="Calibri" w:hAnsi="Calibri"/>
-                <w:sz w:val="20"/>
-              </w:rPr>
-              <w:t xml:space="default">72.57</w:t>
-            </w:r>
-          </w:p>
-        </w:tc>
-        <w:tc>
-          <w:tcPr>
-            <w:tcBorders>
-              <w:top w:val="single" w:space="0" w:color="D3D3D3"/>
-              <w:bottom w:val="single" w:space="0" w:color="D3D3D3"/>
-              <w:start w:val="single" w:space="0" w:color="D3D3D3"/>
-              <w:end w:val="single" w:space="0" w:color="D3D3D3"/>
-            </w:tcBorders>
-          </w:tcPr>
-          <w:p>
-            <w:pPr>
-              <w:spacing w:before="0" w:after="60"/>
-              <w:keepNext/>
-              <w:jc w:val="start"/>
-            </w:pPr>
-            <w:r>
-              <w:rPr>
-                <w:rFonts w:ascii="Calibri" w:hAnsi="Calibri"/>
-                <w:sz w:val="20"/>
-              </w:rPr>
-              <w:t xml:space="default">&lt;0.001</w:t>
+              <w:t xml:space="default"/>
+            </w:r>
+          </w:p>
+        </w:tc>
+        <w:tc>
+          <w:tcPr>
+            <w:tcBorders>
+              <w:top w:val="single" w:space="0" w:color="D3D3D3"/>
+              <w:bottom w:val="single" w:space="0" w:color="D3D3D3"/>
+              <w:start w:val="single" w:space="0" w:color="D3D3D3"/>
+              <w:end w:val="single" w:space="0" w:color="D3D3D3"/>
+            </w:tcBorders>
+          </w:tcPr>
+          <w:p>
+            <w:pPr>
+              <w:spacing w:before="0" w:after="60"/>
+              <w:keepNext/>
+              <w:jc w:val="start"/>
+            </w:pPr>
+            <w:r>
+              <w:rPr>
+                <w:rFonts w:ascii="Calibri" w:hAnsi="Calibri"/>
+                <w:sz w:val="20"/>
+              </w:rPr>
+              <w:t xml:space="default">NaN</w:t>
+            </w:r>
+          </w:p>
+        </w:tc>
+        <w:tc>
+          <w:tcPr>
+            <w:tcBorders>
+              <w:top w:val="single" w:space="0" w:color="D3D3D3"/>
+              <w:bottom w:val="single" w:space="0" w:color="D3D3D3"/>
+              <w:start w:val="single" w:space="0" w:color="D3D3D3"/>
+              <w:end w:val="single" w:space="0" w:color="D3D3D3"/>
+            </w:tcBorders>
+          </w:tcPr>
+          <w:p>
+            <w:pPr>
+              <w:spacing w:before="0" w:after="60"/>
+              <w:keepNext/>
+              <w:jc w:val="start"/>
+            </w:pPr>
+            <w:r>
+              <w:rPr>
+                <w:rFonts w:ascii="Calibri" w:hAnsi="Calibri"/>
+                <w:sz w:val="20"/>
+              </w:rPr>
+              <w:t xml:space="default"/>
             </w:r>
           </w:p>
         </w:tc>
@@ -663,7 +663,55 @@
                 <w:rFonts w:ascii="Calibri" w:hAnsi="Calibri"/>
                 <w:sz w:val="20"/>
               </w:rPr>
-              <w:t xml:space="default">-0.89</w:t>
+              <w:t xml:space="default">-0.73</w:t>
+            </w:r>
+          </w:p>
+        </w:tc>
+        <w:tc>
+          <w:tcPr>
+            <w:tcBorders>
+              <w:top w:val="single" w:space="0" w:color="D3D3D3"/>
+              <w:bottom w:val="single" w:space="0" w:color="D3D3D3"/>
+              <w:start w:val="single" w:space="0" w:color="D3D3D3"/>
+              <w:end w:val="single" w:space="0" w:color="D3D3D3"/>
+            </w:tcBorders>
+          </w:tcPr>
+          <w:p>
+            <w:pPr>
+              <w:spacing w:before="0" w:after="60"/>
+              <w:keepNext/>
+              <w:jc w:val="start"/>
+            </w:pPr>
+            <w:r>
+              <w:rPr>
+                <w:rFonts w:ascii="Calibri" w:hAnsi="Calibri"/>
+                <w:sz w:val="20"/>
+              </w:rPr>
+              <w:t xml:space="default">NaN</w:t>
+            </w:r>
+          </w:p>
+        </w:tc>
+        <w:tc>
+          <w:tcPr>
+            <w:tcBorders>
+              <w:top w:val="single" w:space="0" w:color="D3D3D3"/>
+              <w:bottom w:val="single" w:space="0" w:color="D3D3D3"/>
+              <w:start w:val="single" w:space="0" w:color="D3D3D3"/>
+              <w:end w:val="single" w:space="0" w:color="D3D3D3"/>
+            </w:tcBorders>
+          </w:tcPr>
+          <w:p>
+            <w:pPr>
+              <w:spacing w:before="0" w:after="60"/>
+              <w:keepNext/>
+              <w:jc w:val="start"/>
+            </w:pPr>
+            <w:r>
+              <w:rPr>
+                <w:rFonts w:ascii="Calibri" w:hAnsi="Calibri"/>
+                <w:sz w:val="20"/>
+              </w:rPr>
+              <w:t xml:space="default">[NaN, NaN]</w:t>
             </w:r>
           </w:p>
         </w:tc>
@@ -687,103 +735,55 @@
                 <w:rFonts w:ascii="Calibri" w:hAnsi="Calibri"/>
                 <w:sz w:val="20"/>
               </w:rPr>
-              <w:t xml:space="default">0.05</w:t>
-            </w:r>
-          </w:p>
-        </w:tc>
-        <w:tc>
-          <w:tcPr>
-            <w:tcBorders>
-              <w:top w:val="single" w:space="0" w:color="D3D3D3"/>
-              <w:bottom w:val="single" w:space="0" w:color="D3D3D3"/>
-              <w:start w:val="single" w:space="0" w:color="D3D3D3"/>
-              <w:end w:val="single" w:space="0" w:color="D3D3D3"/>
-            </w:tcBorders>
-          </w:tcPr>
-          <w:p>
-            <w:pPr>
-              <w:spacing w:before="0" w:after="60"/>
-              <w:keepNext/>
-              <w:jc w:val="start"/>
-            </w:pPr>
-            <w:r>
-              <w:rPr>
-                <w:rFonts w:ascii="Calibri" w:hAnsi="Calibri"/>
-                <w:sz w:val="20"/>
-              </w:rPr>
-              <w:t xml:space="default">[-1.00, -0.79]</w:t>
-            </w:r>
-          </w:p>
-        </w:tc>
-        <w:tc>
-          <w:tcPr>
-            <w:tcBorders>
-              <w:top w:val="single" w:space="0" w:color="D3D3D3"/>
-              <w:bottom w:val="single" w:space="0" w:color="D3D3D3"/>
-              <w:start w:val="single" w:space="0" w:color="D3D3D3"/>
-              <w:end w:val="single" w:space="0" w:color="D3D3D3"/>
-            </w:tcBorders>
-          </w:tcPr>
-          <w:p>
-            <w:pPr>
-              <w:spacing w:before="0" w:after="60"/>
-              <w:keepNext/>
-              <w:jc w:val="end"/>
-            </w:pPr>
-            <w:r>
-              <w:rPr>
-                <w:rFonts w:ascii="Calibri" w:hAnsi="Calibri"/>
-                <w:sz w:val="20"/>
-              </w:rPr>
-              <w:t xml:space="default"/>
-            </w:r>
-          </w:p>
-        </w:tc>
-        <w:tc>
-          <w:tcPr>
-            <w:tcBorders>
-              <w:top w:val="single" w:space="0" w:color="D3D3D3"/>
-              <w:bottom w:val="single" w:space="0" w:color="D3D3D3"/>
-              <w:start w:val="single" w:space="0" w:color="D3D3D3"/>
-              <w:end w:val="single" w:space="0" w:color="D3D3D3"/>
-            </w:tcBorders>
-          </w:tcPr>
-          <w:p>
-            <w:pPr>
-              <w:spacing w:before="0" w:after="60"/>
-              <w:keepNext/>
-              <w:jc w:val="start"/>
-            </w:pPr>
-            <w:r>
-              <w:rPr>
-                <w:rFonts w:ascii="Calibri" w:hAnsi="Calibri"/>
-                <w:sz w:val="20"/>
-              </w:rPr>
-              <w:t xml:space="default">-16.73</w:t>
-            </w:r>
-          </w:p>
-        </w:tc>
-        <w:tc>
-          <w:tcPr>
-            <w:tcBorders>
-              <w:top w:val="single" w:space="0" w:color="D3D3D3"/>
-              <w:bottom w:val="single" w:space="0" w:color="D3D3D3"/>
-              <w:start w:val="single" w:space="0" w:color="D3D3D3"/>
-              <w:end w:val="single" w:space="0" w:color="D3D3D3"/>
-            </w:tcBorders>
-          </w:tcPr>
-          <w:p>
-            <w:pPr>
-              <w:spacing w:before="0" w:after="60"/>
-              <w:keepNext/>
-              <w:jc w:val="start"/>
-            </w:pPr>
-            <w:r>
-              <w:rPr>
-                <w:rFonts w:ascii="Calibri" w:hAnsi="Calibri"/>
-                <w:sz w:val="20"/>
-              </w:rPr>
-              <w:t xml:space="default">&lt;0.001</w:t>
+              <w:t xml:space="default"/>
+            </w:r>
+          </w:p>
+        </w:tc>
+        <w:tc>
+          <w:tcPr>
+            <w:tcBorders>
+              <w:top w:val="single" w:space="0" w:color="D3D3D3"/>
+              <w:bottom w:val="single" w:space="0" w:color="D3D3D3"/>
+              <w:start w:val="single" w:space="0" w:color="D3D3D3"/>
+              <w:end w:val="single" w:space="0" w:color="D3D3D3"/>
+            </w:tcBorders>
+          </w:tcPr>
+          <w:p>
+            <w:pPr>
+              <w:spacing w:before="0" w:after="60"/>
+              <w:keepNext/>
+              <w:jc w:val="start"/>
+            </w:pPr>
+            <w:r>
+              <w:rPr>
+                <w:rFonts w:ascii="Calibri" w:hAnsi="Calibri"/>
+                <w:sz w:val="20"/>
+              </w:rPr>
+              <w:t xml:space="default">NaN</w:t>
+            </w:r>
+          </w:p>
+        </w:tc>
+        <w:tc>
+          <w:tcPr>
+            <w:tcBorders>
+              <w:top w:val="single" w:space="0" w:color="D3D3D3"/>
+              <w:bottom w:val="single" w:space="0" w:color="D3D3D3"/>
+              <w:start w:val="single" w:space="0" w:color="D3D3D3"/>
+              <w:end w:val="single" w:space="0" w:color="D3D3D3"/>
+            </w:tcBorders>
+          </w:tcPr>
+          <w:p>
+            <w:pPr>
+              <w:spacing w:before="0" w:after="60"/>
+              <w:keepNext/>
+              <w:jc w:val="start"/>
+            </w:pPr>
+            <w:r>
+              <w:rPr>
+                <w:rFonts w:ascii="Calibri" w:hAnsi="Calibri"/>
+                <w:sz w:val="20"/>
+              </w:rPr>
+              <w:t xml:space="default"/>
             </w:r>
           </w:p>
         </w:tc>
@@ -885,7 +885,55 @@
                 <w:rFonts w:ascii="Calibri" w:hAnsi="Calibri"/>
                 <w:sz w:val="20"/>
               </w:rPr>
-              <w:t xml:space="default">-0.71</w:t>
+              <w:t xml:space="default">-0.6</w:t>
+            </w:r>
+          </w:p>
+        </w:tc>
+        <w:tc>
+          <w:tcPr>
+            <w:tcBorders>
+              <w:top w:val="single" w:space="0" w:color="D3D3D3"/>
+              <w:bottom w:val="single" w:space="0" w:color="D3D3D3"/>
+              <w:start w:val="single" w:space="0" w:color="D3D3D3"/>
+              <w:end w:val="single" w:space="0" w:color="D3D3D3"/>
+            </w:tcBorders>
+          </w:tcPr>
+          <w:p>
+            <w:pPr>
+              <w:spacing w:before="0" w:after="60"/>
+              <w:keepNext/>
+              <w:jc w:val="start"/>
+            </w:pPr>
+            <w:r>
+              <w:rPr>
+                <w:rFonts w:ascii="Calibri" w:hAnsi="Calibri"/>
+                <w:sz w:val="20"/>
+              </w:rPr>
+              <w:t xml:space="default">NaN</w:t>
+            </w:r>
+          </w:p>
+        </w:tc>
+        <w:tc>
+          <w:tcPr>
+            <w:tcBorders>
+              <w:top w:val="single" w:space="0" w:color="D3D3D3"/>
+              <w:bottom w:val="single" w:space="0" w:color="D3D3D3"/>
+              <w:start w:val="single" w:space="0" w:color="D3D3D3"/>
+              <w:end w:val="single" w:space="0" w:color="D3D3D3"/>
+            </w:tcBorders>
+          </w:tcPr>
+          <w:p>
+            <w:pPr>
+              <w:spacing w:before="0" w:after="60"/>
+              <w:keepNext/>
+              <w:jc w:val="start"/>
+            </w:pPr>
+            <w:r>
+              <w:rPr>
+                <w:rFonts w:ascii="Calibri" w:hAnsi="Calibri"/>
+                <w:sz w:val="20"/>
+              </w:rPr>
+              <w:t xml:space="default">[NaN, NaN]</w:t>
             </w:r>
           </w:p>
         </w:tc>
@@ -909,103 +957,55 @@
                 <w:rFonts w:ascii="Calibri" w:hAnsi="Calibri"/>
                 <w:sz w:val="20"/>
               </w:rPr>
-              <w:t xml:space="default">0.05</w:t>
-            </w:r>
-          </w:p>
-        </w:tc>
-        <w:tc>
-          <w:tcPr>
-            <w:tcBorders>
-              <w:top w:val="single" w:space="0" w:color="D3D3D3"/>
-              <w:bottom w:val="single" w:space="0" w:color="D3D3D3"/>
-              <w:start w:val="single" w:space="0" w:color="D3D3D3"/>
-              <w:end w:val="single" w:space="0" w:color="D3D3D3"/>
-            </w:tcBorders>
-          </w:tcPr>
-          <w:p>
-            <w:pPr>
-              <w:spacing w:before="0" w:after="60"/>
-              <w:keepNext/>
-              <w:jc w:val="start"/>
-            </w:pPr>
-            <w:r>
-              <w:rPr>
-                <w:rFonts w:ascii="Calibri" w:hAnsi="Calibri"/>
-                <w:sz w:val="20"/>
-              </w:rPr>
-              <w:t xml:space="default">[-0.81, -0.61]</w:t>
-            </w:r>
-          </w:p>
-        </w:tc>
-        <w:tc>
-          <w:tcPr>
-            <w:tcBorders>
-              <w:top w:val="single" w:space="0" w:color="D3D3D3"/>
-              <w:bottom w:val="single" w:space="0" w:color="D3D3D3"/>
-              <w:start w:val="single" w:space="0" w:color="D3D3D3"/>
-              <w:end w:val="single" w:space="0" w:color="D3D3D3"/>
-            </w:tcBorders>
-          </w:tcPr>
-          <w:p>
-            <w:pPr>
-              <w:spacing w:before="0" w:after="60"/>
-              <w:keepNext/>
-              <w:jc w:val="end"/>
-            </w:pPr>
-            <w:r>
-              <w:rPr>
-                <w:rFonts w:ascii="Calibri" w:hAnsi="Calibri"/>
-                <w:sz w:val="20"/>
-              </w:rPr>
-              <w:t xml:space="default"/>
-            </w:r>
-          </w:p>
-        </w:tc>
-        <w:tc>
-          <w:tcPr>
-            <w:tcBorders>
-              <w:top w:val="single" w:space="0" w:color="D3D3D3"/>
-              <w:bottom w:val="single" w:space="0" w:color="D3D3D3"/>
-              <w:start w:val="single" w:space="0" w:color="D3D3D3"/>
-              <w:end w:val="single" w:space="0" w:color="D3D3D3"/>
-            </w:tcBorders>
-          </w:tcPr>
-          <w:p>
-            <w:pPr>
-              <w:spacing w:before="0" w:after="60"/>
-              <w:keepNext/>
-              <w:jc w:val="start"/>
-            </w:pPr>
-            <w:r>
-              <w:rPr>
-                <w:rFonts w:ascii="Calibri" w:hAnsi="Calibri"/>
-                <w:sz w:val="20"/>
-              </w:rPr>
-              <w:t xml:space="default">-14.03</w:t>
-            </w:r>
-          </w:p>
-        </w:tc>
-        <w:tc>
-          <w:tcPr>
-            <w:tcBorders>
-              <w:top w:val="single" w:space="0" w:color="D3D3D3"/>
-              <w:bottom w:val="single" w:space="0" w:color="D3D3D3"/>
-              <w:start w:val="single" w:space="0" w:color="D3D3D3"/>
-              <w:end w:val="single" w:space="0" w:color="D3D3D3"/>
-            </w:tcBorders>
-          </w:tcPr>
-          <w:p>
-            <w:pPr>
-              <w:spacing w:before="0" w:after="60"/>
-              <w:keepNext/>
-              <w:jc w:val="start"/>
-            </w:pPr>
-            <w:r>
-              <w:rPr>
-                <w:rFonts w:ascii="Calibri" w:hAnsi="Calibri"/>
-                <w:sz w:val="20"/>
-              </w:rPr>
-              <w:t xml:space="default">&lt;0.001</w:t>
+              <w:t xml:space="default"/>
+            </w:r>
+          </w:p>
+        </w:tc>
+        <w:tc>
+          <w:tcPr>
+            <w:tcBorders>
+              <w:top w:val="single" w:space="0" w:color="D3D3D3"/>
+              <w:bottom w:val="single" w:space="0" w:color="D3D3D3"/>
+              <w:start w:val="single" w:space="0" w:color="D3D3D3"/>
+              <w:end w:val="single" w:space="0" w:color="D3D3D3"/>
+            </w:tcBorders>
+          </w:tcPr>
+          <w:p>
+            <w:pPr>
+              <w:spacing w:before="0" w:after="60"/>
+              <w:keepNext/>
+              <w:jc w:val="start"/>
+            </w:pPr>
+            <w:r>
+              <w:rPr>
+                <w:rFonts w:ascii="Calibri" w:hAnsi="Calibri"/>
+                <w:sz w:val="20"/>
+              </w:rPr>
+              <w:t xml:space="default">NaN</w:t>
+            </w:r>
+          </w:p>
+        </w:tc>
+        <w:tc>
+          <w:tcPr>
+            <w:tcBorders>
+              <w:top w:val="single" w:space="0" w:color="D3D3D3"/>
+              <w:bottom w:val="single" w:space="0" w:color="D3D3D3"/>
+              <w:start w:val="single" w:space="0" w:color="D3D3D3"/>
+              <w:end w:val="single" w:space="0" w:color="D3D3D3"/>
+            </w:tcBorders>
+          </w:tcPr>
+          <w:p>
+            <w:pPr>
+              <w:spacing w:before="0" w:after="60"/>
+              <w:keepNext/>
+              <w:jc w:val="start"/>
+            </w:pPr>
+            <w:r>
+              <w:rPr>
+                <w:rFonts w:ascii="Calibri" w:hAnsi="Calibri"/>
+                <w:sz w:val="20"/>
+              </w:rPr>
+              <w:t xml:space="default"/>
             </w:r>
           </w:p>
         </w:tc>
@@ -1107,7 +1107,55 @@
                 <w:rFonts w:ascii="Calibri" w:hAnsi="Calibri"/>
                 <w:sz w:val="20"/>
               </w:rPr>
-              <w:t xml:space="default">-1.05</w:t>
+              <w:t xml:space="default">-0.98</w:t>
+            </w:r>
+          </w:p>
+        </w:tc>
+        <w:tc>
+          <w:tcPr>
+            <w:tcBorders>
+              <w:top w:val="single" w:space="0" w:color="D3D3D3"/>
+              <w:bottom w:val="single" w:space="0" w:color="D3D3D3"/>
+              <w:start w:val="single" w:space="0" w:color="D3D3D3"/>
+              <w:end w:val="single" w:space="0" w:color="D3D3D3"/>
+            </w:tcBorders>
+          </w:tcPr>
+          <w:p>
+            <w:pPr>
+              <w:spacing w:before="0" w:after="60"/>
+              <w:keepNext/>
+              <w:jc w:val="start"/>
+            </w:pPr>
+            <w:r>
+              <w:rPr>
+                <w:rFonts w:ascii="Calibri" w:hAnsi="Calibri"/>
+                <w:sz w:val="20"/>
+              </w:rPr>
+              <w:t xml:space="default">NaN</w:t>
+            </w:r>
+          </w:p>
+        </w:tc>
+        <w:tc>
+          <w:tcPr>
+            <w:tcBorders>
+              <w:top w:val="single" w:space="0" w:color="D3D3D3"/>
+              <w:bottom w:val="single" w:space="0" w:color="D3D3D3"/>
+              <w:start w:val="single" w:space="0" w:color="D3D3D3"/>
+              <w:end w:val="single" w:space="0" w:color="D3D3D3"/>
+            </w:tcBorders>
+          </w:tcPr>
+          <w:p>
+            <w:pPr>
+              <w:spacing w:before="0" w:after="60"/>
+              <w:keepNext/>
+              <w:jc w:val="start"/>
+            </w:pPr>
+            <w:r>
+              <w:rPr>
+                <w:rFonts w:ascii="Calibri" w:hAnsi="Calibri"/>
+                <w:sz w:val="20"/>
+              </w:rPr>
+              <w:t xml:space="default">[NaN, NaN]</w:t>
             </w:r>
           </w:p>
         </w:tc>
@@ -1131,103 +1179,55 @@
                 <w:rFonts w:ascii="Calibri" w:hAnsi="Calibri"/>
                 <w:sz w:val="20"/>
               </w:rPr>
-              <w:t xml:space="default">0.05</w:t>
-            </w:r>
-          </w:p>
-        </w:tc>
-        <w:tc>
-          <w:tcPr>
-            <w:tcBorders>
-              <w:top w:val="single" w:space="0" w:color="D3D3D3"/>
-              <w:bottom w:val="single" w:space="0" w:color="D3D3D3"/>
-              <w:start w:val="single" w:space="0" w:color="D3D3D3"/>
-              <w:end w:val="single" w:space="0" w:color="D3D3D3"/>
-            </w:tcBorders>
-          </w:tcPr>
-          <w:p>
-            <w:pPr>
-              <w:spacing w:before="0" w:after="60"/>
-              <w:keepNext/>
-              <w:jc w:val="start"/>
-            </w:pPr>
-            <w:r>
-              <w:rPr>
-                <w:rFonts w:ascii="Calibri" w:hAnsi="Calibri"/>
-                <w:sz w:val="20"/>
-              </w:rPr>
-              <w:t xml:space="default">[-1.15, -0.94]</w:t>
-            </w:r>
-          </w:p>
-        </w:tc>
-        <w:tc>
-          <w:tcPr>
-            <w:tcBorders>
-              <w:top w:val="single" w:space="0" w:color="D3D3D3"/>
-              <w:bottom w:val="single" w:space="0" w:color="D3D3D3"/>
-              <w:start w:val="single" w:space="0" w:color="D3D3D3"/>
-              <w:end w:val="single" w:space="0" w:color="D3D3D3"/>
-            </w:tcBorders>
-          </w:tcPr>
-          <w:p>
-            <w:pPr>
-              <w:spacing w:before="0" w:after="60"/>
-              <w:keepNext/>
-              <w:jc w:val="end"/>
-            </w:pPr>
-            <w:r>
-              <w:rPr>
-                <w:rFonts w:ascii="Calibri" w:hAnsi="Calibri"/>
-                <w:sz w:val="20"/>
-              </w:rPr>
-              <w:t xml:space="default"/>
-            </w:r>
-          </w:p>
-        </w:tc>
-        <w:tc>
-          <w:tcPr>
-            <w:tcBorders>
-              <w:top w:val="single" w:space="0" w:color="D3D3D3"/>
-              <w:bottom w:val="single" w:space="0" w:color="D3D3D3"/>
-              <w:start w:val="single" w:space="0" w:color="D3D3D3"/>
-              <w:end w:val="single" w:space="0" w:color="D3D3D3"/>
-            </w:tcBorders>
-          </w:tcPr>
-          <w:p>
-            <w:pPr>
-              <w:spacing w:before="0" w:after="60"/>
-              <w:keepNext/>
-              <w:jc w:val="start"/>
-            </w:pPr>
-            <w:r>
-              <w:rPr>
-                <w:rFonts w:ascii="Calibri" w:hAnsi="Calibri"/>
-                <w:sz w:val="20"/>
-              </w:rPr>
-              <w:t xml:space="default">-19.23</w:t>
-            </w:r>
-          </w:p>
-        </w:tc>
-        <w:tc>
-          <w:tcPr>
-            <w:tcBorders>
-              <w:top w:val="single" w:space="0" w:color="D3D3D3"/>
-              <w:bottom w:val="single" w:space="0" w:color="D3D3D3"/>
-              <w:start w:val="single" w:space="0" w:color="D3D3D3"/>
-              <w:end w:val="single" w:space="0" w:color="D3D3D3"/>
-            </w:tcBorders>
-          </w:tcPr>
-          <w:p>
-            <w:pPr>
-              <w:spacing w:before="0" w:after="60"/>
-              <w:keepNext/>
-              <w:jc w:val="start"/>
-            </w:pPr>
-            <w:r>
-              <w:rPr>
-                <w:rFonts w:ascii="Calibri" w:hAnsi="Calibri"/>
-                <w:sz w:val="20"/>
-              </w:rPr>
-              <w:t xml:space="default">&lt;0.001</w:t>
+              <w:t xml:space="default"/>
+            </w:r>
+          </w:p>
+        </w:tc>
+        <w:tc>
+          <w:tcPr>
+            <w:tcBorders>
+              <w:top w:val="single" w:space="0" w:color="D3D3D3"/>
+              <w:bottom w:val="single" w:space="0" w:color="D3D3D3"/>
+              <w:start w:val="single" w:space="0" w:color="D3D3D3"/>
+              <w:end w:val="single" w:space="0" w:color="D3D3D3"/>
+            </w:tcBorders>
+          </w:tcPr>
+          <w:p>
+            <w:pPr>
+              <w:spacing w:before="0" w:after="60"/>
+              <w:keepNext/>
+              <w:jc w:val="start"/>
+            </w:pPr>
+            <w:r>
+              <w:rPr>
+                <w:rFonts w:ascii="Calibri" w:hAnsi="Calibri"/>
+                <w:sz w:val="20"/>
+              </w:rPr>
+              <w:t xml:space="default">NaN</w:t>
+            </w:r>
+          </w:p>
+        </w:tc>
+        <w:tc>
+          <w:tcPr>
+            <w:tcBorders>
+              <w:top w:val="single" w:space="0" w:color="D3D3D3"/>
+              <w:bottom w:val="single" w:space="0" w:color="D3D3D3"/>
+              <w:start w:val="single" w:space="0" w:color="D3D3D3"/>
+              <w:end w:val="single" w:space="0" w:color="D3D3D3"/>
+            </w:tcBorders>
+          </w:tcPr>
+          <w:p>
+            <w:pPr>
+              <w:spacing w:before="0" w:after="60"/>
+              <w:keepNext/>
+              <w:jc w:val="start"/>
+            </w:pPr>
+            <w:r>
+              <w:rPr>
+                <w:rFonts w:ascii="Calibri" w:hAnsi="Calibri"/>
+                <w:sz w:val="20"/>
+              </w:rPr>
+              <w:t xml:space="default"/>
             </w:r>
           </w:p>
         </w:tc>
@@ -1346,7 +1346,7 @@
             <w:pPr>
               <w:spacing w:before="0" w:after="60"/>
               <w:keepNext/>
-              <w:jc w:val="end"/>
+              <w:jc w:val="start"/>
             </w:pPr>
             <w:r>
               <w:rPr>
@@ -1568,7 +1568,7 @@
             <w:pPr>
               <w:spacing w:before="0" w:after="60"/>
               <w:keepNext/>
-              <w:jc w:val="end"/>
+              <w:jc w:val="start"/>
             </w:pPr>
             <w:r>
               <w:rPr>
@@ -1790,6 +1790,54 @@
             <w:pPr>
               <w:spacing w:before="0" w:after="60"/>
               <w:keepNext/>
+              <w:jc w:val="start"/>
+            </w:pPr>
+            <w:r>
+              <w:rPr>
+                <w:rFonts w:ascii="Calibri" w:hAnsi="Calibri"/>
+                <w:sz w:val="20"/>
+              </w:rPr>
+              <w:t xml:space="default"/>
+            </w:r>
+          </w:p>
+        </w:tc>
+        <w:tc>
+          <w:tcPr>
+            <w:tcBorders>
+              <w:top w:val="single" w:space="0" w:color="D3D3D3"/>
+              <w:bottom w:val="single" w:space="0" w:color="D3D3D3"/>
+              <w:start w:val="single" w:space="0" w:color="D3D3D3"/>
+              <w:end w:val="single" w:space="0" w:color="D3D3D3"/>
+            </w:tcBorders>
+          </w:tcPr>
+          <w:p>
+            <w:pPr>
+              <w:spacing w:before="0" w:after="60"/>
+              <w:keepNext/>
+              <w:jc w:val="start"/>
+            </w:pPr>
+            <w:r>
+              <w:rPr>
+                <w:rFonts w:ascii="Calibri" w:hAnsi="Calibri"/>
+                <w:sz w:val="20"/>
+              </w:rPr>
+              <w:t xml:space="default"/>
+            </w:r>
+          </w:p>
+        </w:tc>
+        <w:tc>
+          <w:tcPr>
+            <w:tcBorders>
+              <w:top w:val="single" w:space="0" w:color="D3D3D3"/>
+              <w:bottom w:val="single" w:space="0" w:color="D3D3D3"/>
+              <w:start w:val="single" w:space="0" w:color="D3D3D3"/>
+              <w:end w:val="single" w:space="0" w:color="D3D3D3"/>
+            </w:tcBorders>
+          </w:tcPr>
+          <w:p>
+            <w:pPr>
+              <w:spacing w:before="0" w:after="60"/>
+              <w:keepNext/>
               <w:jc w:val="end"/>
             </w:pPr>
             <w:r>
@@ -1797,54 +1845,6 @@
                 <w:rFonts w:ascii="Calibri" w:hAnsi="Calibri"/>
                 <w:sz w:val="20"/>
               </w:rPr>
-              <w:t xml:space="default"/>
-            </w:r>
-          </w:p>
-        </w:tc>
-        <w:tc>
-          <w:tcPr>
-            <w:tcBorders>
-              <w:top w:val="single" w:space="0" w:color="D3D3D3"/>
-              <w:bottom w:val="single" w:space="0" w:color="D3D3D3"/>
-              <w:start w:val="single" w:space="0" w:color="D3D3D3"/>
-              <w:end w:val="single" w:space="0" w:color="D3D3D3"/>
-            </w:tcBorders>
-          </w:tcPr>
-          <w:p>
-            <w:pPr>
-              <w:spacing w:before="0" w:after="60"/>
-              <w:keepNext/>
-              <w:jc w:val="start"/>
-            </w:pPr>
-            <w:r>
-              <w:rPr>
-                <w:rFonts w:ascii="Calibri" w:hAnsi="Calibri"/>
-                <w:sz w:val="20"/>
-              </w:rPr>
-              <w:t xml:space="default"/>
-            </w:r>
-          </w:p>
-        </w:tc>
-        <w:tc>
-          <w:tcPr>
-            <w:tcBorders>
-              <w:top w:val="single" w:space="0" w:color="D3D3D3"/>
-              <w:bottom w:val="single" w:space="0" w:color="D3D3D3"/>
-              <w:start w:val="single" w:space="0" w:color="D3D3D3"/>
-              <w:end w:val="single" w:space="0" w:color="D3D3D3"/>
-            </w:tcBorders>
-          </w:tcPr>
-          <w:p>
-            <w:pPr>
-              <w:spacing w:before="0" w:after="60"/>
-              <w:keepNext/>
-              <w:jc w:val="end"/>
-            </w:pPr>
-            <w:r>
-              <w:rPr>
-                <w:rFonts w:ascii="Calibri" w:hAnsi="Calibri"/>
-                <w:sz w:val="20"/>
-              </w:rPr>
               <w:t xml:space="default">3</w:t>
             </w:r>
           </w:p>
@@ -1869,31 +1869,31 @@
                 <w:rFonts w:ascii="Calibri" w:hAnsi="Calibri"/>
                 <w:sz w:val="20"/>
               </w:rPr>
-              <w:t xml:space="default">Chisq = 406.23</w:t>
-            </w:r>
-          </w:p>
-        </w:tc>
-        <w:tc>
-          <w:tcPr>
-            <w:tcBorders>
-              <w:top w:val="single" w:space="0" w:color="D3D3D3"/>
-              <w:bottom w:val="single" w:space="0" w:color="D3D3D3"/>
-              <w:start w:val="single" w:space="0" w:color="D3D3D3"/>
-              <w:end w:val="single" w:space="0" w:color="D3D3D3"/>
-            </w:tcBorders>
-          </w:tcPr>
-          <w:p>
-            <w:pPr>
-              <w:spacing w:before="0" w:after="60"/>
-              <w:keepNext/>
-              <w:jc w:val="start"/>
-            </w:pPr>
-            <w:r>
-              <w:rPr>
-                <w:rFonts w:ascii="Calibri" w:hAnsi="Calibri"/>
-                <w:sz w:val="20"/>
-              </w:rPr>
-              <w:t xml:space="default">&lt;0.001</w:t>
+              <w:t xml:space="default">Chisq = NaN</w:t>
+            </w:r>
+          </w:p>
+        </w:tc>
+        <w:tc>
+          <w:tcPr>
+            <w:tcBorders>
+              <w:top w:val="single" w:space="0" w:color="D3D3D3"/>
+              <w:bottom w:val="single" w:space="0" w:color="D3D3D3"/>
+              <w:start w:val="single" w:space="0" w:color="D3D3D3"/>
+              <w:end w:val="single" w:space="0" w:color="D3D3D3"/>
+            </w:tcBorders>
+          </w:tcPr>
+          <w:p>
+            <w:pPr>
+              <w:spacing w:before="0" w:after="60"/>
+              <w:keepNext/>
+              <w:jc w:val="start"/>
+            </w:pPr>
+            <w:r>
+              <w:rPr>
+                <w:rFonts w:ascii="Calibri" w:hAnsi="Calibri"/>
+                <w:sz w:val="20"/>
+              </w:rPr>
+              <w:t xml:space="default"/>
             </w:r>
           </w:p>
         </w:tc>
@@ -1971,7 +1971,7 @@
                 <w:rFonts w:ascii="Calibri" w:hAnsi="Calibri"/>
                 <w:sz w:val="20"/>
               </w:rPr>
-              <w:t xml:space="default">Control(Control Parents) - Starved(Control Parents)</w:t>
+              <w:t xml:space="default">C(C) - C(L)</w:t>
             </w:r>
           </w:p>
         </w:tc>
@@ -1995,7 +1995,55 @@
                 <w:rFonts w:ascii="Calibri" w:hAnsi="Calibri"/>
                 <w:sz w:val="20"/>
               </w:rPr>
-              <w:t xml:space="default">0.89</w:t>
+              <w:t xml:space="default">0.73</w:t>
+            </w:r>
+          </w:p>
+        </w:tc>
+        <w:tc>
+          <w:tcPr>
+            <w:tcBorders>
+              <w:top w:val="single" w:space="0" w:color="D3D3D3"/>
+              <w:bottom w:val="single" w:space="0" w:color="D3D3D3"/>
+              <w:start w:val="single" w:space="0" w:color="D3D3D3"/>
+              <w:end w:val="single" w:space="0" w:color="D3D3D3"/>
+            </w:tcBorders>
+          </w:tcPr>
+          <w:p>
+            <w:pPr>
+              <w:spacing w:before="0" w:after="60"/>
+              <w:keepNext/>
+              <w:jc w:val="start"/>
+            </w:pPr>
+            <w:r>
+              <w:rPr>
+                <w:rFonts w:ascii="Calibri" w:hAnsi="Calibri"/>
+                <w:sz w:val="20"/>
+              </w:rPr>
+              <w:t xml:space="default">NaN</w:t>
+            </w:r>
+          </w:p>
+        </w:tc>
+        <w:tc>
+          <w:tcPr>
+            <w:tcBorders>
+              <w:top w:val="single" w:space="0" w:color="D3D3D3"/>
+              <w:bottom w:val="single" w:space="0" w:color="D3D3D3"/>
+              <w:start w:val="single" w:space="0" w:color="D3D3D3"/>
+              <w:end w:val="single" w:space="0" w:color="D3D3D3"/>
+            </w:tcBorders>
+          </w:tcPr>
+          <w:p>
+            <w:pPr>
+              <w:spacing w:before="0" w:after="60"/>
+              <w:keepNext/>
+              <w:jc w:val="start"/>
+            </w:pPr>
+            <w:r>
+              <w:rPr>
+                <w:rFonts w:ascii="Calibri" w:hAnsi="Calibri"/>
+                <w:sz w:val="20"/>
+              </w:rPr>
+              <w:t xml:space="default"/>
             </w:r>
           </w:p>
         </w:tc>
@@ -2019,103 +2067,55 @@
                 <w:rFonts w:ascii="Calibri" w:hAnsi="Calibri"/>
                 <w:sz w:val="20"/>
               </w:rPr>
-              <w:t xml:space="default">0.05</w:t>
-            </w:r>
-          </w:p>
-        </w:tc>
-        <w:tc>
-          <w:tcPr>
-            <w:tcBorders>
-              <w:top w:val="single" w:space="0" w:color="D3D3D3"/>
-              <w:bottom w:val="single" w:space="0" w:color="D3D3D3"/>
-              <w:start w:val="single" w:space="0" w:color="D3D3D3"/>
-              <w:end w:val="single" w:space="0" w:color="D3D3D3"/>
-            </w:tcBorders>
-          </w:tcPr>
-          <w:p>
-            <w:pPr>
-              <w:spacing w:before="0" w:after="60"/>
-              <w:keepNext/>
-              <w:jc w:val="start"/>
-            </w:pPr>
-            <w:r>
-              <w:rPr>
-                <w:rFonts w:ascii="Calibri" w:hAnsi="Calibri"/>
-                <w:sz w:val="20"/>
-              </w:rPr>
-              <w:t xml:space="default"/>
-            </w:r>
-          </w:p>
-        </w:tc>
-        <w:tc>
-          <w:tcPr>
-            <w:tcBorders>
-              <w:top w:val="single" w:space="0" w:color="D3D3D3"/>
-              <w:bottom w:val="single" w:space="0" w:color="D3D3D3"/>
-              <w:start w:val="single" w:space="0" w:color="D3D3D3"/>
-              <w:end w:val="single" w:space="0" w:color="D3D3D3"/>
-            </w:tcBorders>
-          </w:tcPr>
-          <w:p>
-            <w:pPr>
-              <w:spacing w:before="0" w:after="60"/>
-              <w:keepNext/>
-              <w:jc w:val="end"/>
-            </w:pPr>
-            <w:r>
-              <w:rPr>
-                <w:rFonts w:ascii="Calibri" w:hAnsi="Calibri"/>
-                <w:sz w:val="20"/>
-              </w:rPr>
-              <w:t xml:space="default"/>
-            </w:r>
-          </w:p>
-        </w:tc>
-        <w:tc>
-          <w:tcPr>
-            <w:tcBorders>
-              <w:top w:val="single" w:space="0" w:color="D3D3D3"/>
-              <w:bottom w:val="single" w:space="0" w:color="D3D3D3"/>
-              <w:start w:val="single" w:space="0" w:color="D3D3D3"/>
-              <w:end w:val="single" w:space="0" w:color="D3D3D3"/>
-            </w:tcBorders>
-          </w:tcPr>
-          <w:p>
-            <w:pPr>
-              <w:spacing w:before="0" w:after="60"/>
-              <w:keepNext/>
-              <w:jc w:val="start"/>
-            </w:pPr>
-            <w:r>
-              <w:rPr>
-                <w:rFonts w:ascii="Calibri" w:hAnsi="Calibri"/>
-                <w:sz w:val="20"/>
-              </w:rPr>
-              <w:t xml:space="default">16.73</w:t>
-            </w:r>
-          </w:p>
-        </w:tc>
-        <w:tc>
-          <w:tcPr>
-            <w:tcBorders>
-              <w:top w:val="single" w:space="0" w:color="D3D3D3"/>
-              <w:bottom w:val="single" w:space="0" w:color="D3D3D3"/>
-              <w:start w:val="single" w:space="0" w:color="D3D3D3"/>
-              <w:end w:val="single" w:space="0" w:color="D3D3D3"/>
-            </w:tcBorders>
-          </w:tcPr>
-          <w:p>
-            <w:pPr>
-              <w:spacing w:before="0" w:after="60"/>
-              <w:keepNext/>
-              <w:jc w:val="start"/>
-            </w:pPr>
-            <w:r>
-              <w:rPr>
-                <w:rFonts w:ascii="Calibri" w:hAnsi="Calibri"/>
-                <w:sz w:val="20"/>
-              </w:rPr>
-              <w:t xml:space="default">&lt;0.001</w:t>
+              <w:t xml:space="default"/>
+            </w:r>
+          </w:p>
+        </w:tc>
+        <w:tc>
+          <w:tcPr>
+            <w:tcBorders>
+              <w:top w:val="single" w:space="0" w:color="D3D3D3"/>
+              <w:bottom w:val="single" w:space="0" w:color="D3D3D3"/>
+              <w:start w:val="single" w:space="0" w:color="D3D3D3"/>
+              <w:end w:val="single" w:space="0" w:color="D3D3D3"/>
+            </w:tcBorders>
+          </w:tcPr>
+          <w:p>
+            <w:pPr>
+              <w:spacing w:before="0" w:after="60"/>
+              <w:keepNext/>
+              <w:jc w:val="start"/>
+            </w:pPr>
+            <w:r>
+              <w:rPr>
+                <w:rFonts w:ascii="Calibri" w:hAnsi="Calibri"/>
+                <w:sz w:val="20"/>
+              </w:rPr>
+              <w:t xml:space="default"/>
+            </w:r>
+          </w:p>
+        </w:tc>
+        <w:tc>
+          <w:tcPr>
+            <w:tcBorders>
+              <w:top w:val="single" w:space="0" w:color="D3D3D3"/>
+              <w:bottom w:val="single" w:space="0" w:color="D3D3D3"/>
+              <w:start w:val="single" w:space="0" w:color="D3D3D3"/>
+              <w:end w:val="single" w:space="0" w:color="D3D3D3"/>
+            </w:tcBorders>
+          </w:tcPr>
+          <w:p>
+            <w:pPr>
+              <w:spacing w:before="0" w:after="60"/>
+              <w:keepNext/>
+              <w:jc w:val="start"/>
+            </w:pPr>
+            <w:r>
+              <w:rPr>
+                <w:rFonts w:ascii="Calibri" w:hAnsi="Calibri"/>
+                <w:sz w:val="20"/>
+              </w:rPr>
+              <w:t xml:space="default"/>
             </w:r>
           </w:p>
         </w:tc>
@@ -2193,7 +2193,7 @@
                 <w:rFonts w:ascii="Calibri" w:hAnsi="Calibri"/>
                 <w:sz w:val="20"/>
               </w:rPr>
-              <w:t xml:space="default">Control(Control Parents) - Control(Starved Parents)</w:t>
+              <w:t xml:space="default">C(C) - L(C)</w:t>
             </w:r>
           </w:p>
         </w:tc>
@@ -2217,7 +2217,55 @@
                 <w:rFonts w:ascii="Calibri" w:hAnsi="Calibri"/>
                 <w:sz w:val="20"/>
               </w:rPr>
-              <w:t xml:space="default">0.71</w:t>
+              <w:t xml:space="default">0.60</w:t>
+            </w:r>
+          </w:p>
+        </w:tc>
+        <w:tc>
+          <w:tcPr>
+            <w:tcBorders>
+              <w:top w:val="single" w:space="0" w:color="D3D3D3"/>
+              <w:bottom w:val="single" w:space="0" w:color="D3D3D3"/>
+              <w:start w:val="single" w:space="0" w:color="D3D3D3"/>
+              <w:end w:val="single" w:space="0" w:color="D3D3D3"/>
+            </w:tcBorders>
+          </w:tcPr>
+          <w:p>
+            <w:pPr>
+              <w:spacing w:before="0" w:after="60"/>
+              <w:keepNext/>
+              <w:jc w:val="start"/>
+            </w:pPr>
+            <w:r>
+              <w:rPr>
+                <w:rFonts w:ascii="Calibri" w:hAnsi="Calibri"/>
+                <w:sz w:val="20"/>
+              </w:rPr>
+              <w:t xml:space="default">NaN</w:t>
+            </w:r>
+          </w:p>
+        </w:tc>
+        <w:tc>
+          <w:tcPr>
+            <w:tcBorders>
+              <w:top w:val="single" w:space="0" w:color="D3D3D3"/>
+              <w:bottom w:val="single" w:space="0" w:color="D3D3D3"/>
+              <w:start w:val="single" w:space="0" w:color="D3D3D3"/>
+              <w:end w:val="single" w:space="0" w:color="D3D3D3"/>
+            </w:tcBorders>
+          </w:tcPr>
+          <w:p>
+            <w:pPr>
+              <w:spacing w:before="0" w:after="60"/>
+              <w:keepNext/>
+              <w:jc w:val="start"/>
+            </w:pPr>
+            <w:r>
+              <w:rPr>
+                <w:rFonts w:ascii="Calibri" w:hAnsi="Calibri"/>
+                <w:sz w:val="20"/>
+              </w:rPr>
+              <w:t xml:space="default"/>
             </w:r>
           </w:p>
         </w:tc>
@@ -2241,103 +2289,55 @@
                 <w:rFonts w:ascii="Calibri" w:hAnsi="Calibri"/>
                 <w:sz w:val="20"/>
               </w:rPr>
-              <w:t xml:space="default">0.05</w:t>
-            </w:r>
-          </w:p>
-        </w:tc>
-        <w:tc>
-          <w:tcPr>
-            <w:tcBorders>
-              <w:top w:val="single" w:space="0" w:color="D3D3D3"/>
-              <w:bottom w:val="single" w:space="0" w:color="D3D3D3"/>
-              <w:start w:val="single" w:space="0" w:color="D3D3D3"/>
-              <w:end w:val="single" w:space="0" w:color="D3D3D3"/>
-            </w:tcBorders>
-          </w:tcPr>
-          <w:p>
-            <w:pPr>
-              <w:spacing w:before="0" w:after="60"/>
-              <w:keepNext/>
-              <w:jc w:val="start"/>
-            </w:pPr>
-            <w:r>
-              <w:rPr>
-                <w:rFonts w:ascii="Calibri" w:hAnsi="Calibri"/>
-                <w:sz w:val="20"/>
-              </w:rPr>
-              <w:t xml:space="default"/>
-            </w:r>
-          </w:p>
-        </w:tc>
-        <w:tc>
-          <w:tcPr>
-            <w:tcBorders>
-              <w:top w:val="single" w:space="0" w:color="D3D3D3"/>
-              <w:bottom w:val="single" w:space="0" w:color="D3D3D3"/>
-              <w:start w:val="single" w:space="0" w:color="D3D3D3"/>
-              <w:end w:val="single" w:space="0" w:color="D3D3D3"/>
-            </w:tcBorders>
-          </w:tcPr>
-          <w:p>
-            <w:pPr>
-              <w:spacing w:before="0" w:after="60"/>
-              <w:keepNext/>
-              <w:jc w:val="end"/>
-            </w:pPr>
-            <w:r>
-              <w:rPr>
-                <w:rFonts w:ascii="Calibri" w:hAnsi="Calibri"/>
-                <w:sz w:val="20"/>
-              </w:rPr>
-              <w:t xml:space="default"/>
-            </w:r>
-          </w:p>
-        </w:tc>
-        <w:tc>
-          <w:tcPr>
-            <w:tcBorders>
-              <w:top w:val="single" w:space="0" w:color="D3D3D3"/>
-              <w:bottom w:val="single" w:space="0" w:color="D3D3D3"/>
-              <w:start w:val="single" w:space="0" w:color="D3D3D3"/>
-              <w:end w:val="single" w:space="0" w:color="D3D3D3"/>
-            </w:tcBorders>
-          </w:tcPr>
-          <w:p>
-            <w:pPr>
-              <w:spacing w:before="0" w:after="60"/>
-              <w:keepNext/>
-              <w:jc w:val="start"/>
-            </w:pPr>
-            <w:r>
-              <w:rPr>
-                <w:rFonts w:ascii="Calibri" w:hAnsi="Calibri"/>
-                <w:sz w:val="20"/>
-              </w:rPr>
-              <w:t xml:space="default">14.03</w:t>
-            </w:r>
-          </w:p>
-        </w:tc>
-        <w:tc>
-          <w:tcPr>
-            <w:tcBorders>
-              <w:top w:val="single" w:space="0" w:color="D3D3D3"/>
-              <w:bottom w:val="single" w:space="0" w:color="D3D3D3"/>
-              <w:start w:val="single" w:space="0" w:color="D3D3D3"/>
-              <w:end w:val="single" w:space="0" w:color="D3D3D3"/>
-            </w:tcBorders>
-          </w:tcPr>
-          <w:p>
-            <w:pPr>
-              <w:spacing w:before="0" w:after="60"/>
-              <w:keepNext/>
-              <w:jc w:val="start"/>
-            </w:pPr>
-            <w:r>
-              <w:rPr>
-                <w:rFonts w:ascii="Calibri" w:hAnsi="Calibri"/>
-                <w:sz w:val="20"/>
-              </w:rPr>
-              <w:t xml:space="default">&lt;0.001</w:t>
+              <w:t xml:space="default"/>
+            </w:r>
+          </w:p>
+        </w:tc>
+        <w:tc>
+          <w:tcPr>
+            <w:tcBorders>
+              <w:top w:val="single" w:space="0" w:color="D3D3D3"/>
+              <w:bottom w:val="single" w:space="0" w:color="D3D3D3"/>
+              <w:start w:val="single" w:space="0" w:color="D3D3D3"/>
+              <w:end w:val="single" w:space="0" w:color="D3D3D3"/>
+            </w:tcBorders>
+          </w:tcPr>
+          <w:p>
+            <w:pPr>
+              <w:spacing w:before="0" w:after="60"/>
+              <w:keepNext/>
+              <w:jc w:val="start"/>
+            </w:pPr>
+            <w:r>
+              <w:rPr>
+                <w:rFonts w:ascii="Calibri" w:hAnsi="Calibri"/>
+                <w:sz w:val="20"/>
+              </w:rPr>
+              <w:t xml:space="default"/>
+            </w:r>
+          </w:p>
+        </w:tc>
+        <w:tc>
+          <w:tcPr>
+            <w:tcBorders>
+              <w:top w:val="single" w:space="0" w:color="D3D3D3"/>
+              <w:bottom w:val="single" w:space="0" w:color="D3D3D3"/>
+              <w:start w:val="single" w:space="0" w:color="D3D3D3"/>
+              <w:end w:val="single" w:space="0" w:color="D3D3D3"/>
+            </w:tcBorders>
+          </w:tcPr>
+          <w:p>
+            <w:pPr>
+              <w:spacing w:before="0" w:after="60"/>
+              <w:keepNext/>
+              <w:jc w:val="start"/>
+            </w:pPr>
+            <w:r>
+              <w:rPr>
+                <w:rFonts w:ascii="Calibri" w:hAnsi="Calibri"/>
+                <w:sz w:val="20"/>
+              </w:rPr>
+              <w:t xml:space="default"/>
             </w:r>
           </w:p>
         </w:tc>
@@ -2415,7 +2415,7 @@
                 <w:rFonts w:ascii="Calibri" w:hAnsi="Calibri"/>
                 <w:sz w:val="20"/>
               </w:rPr>
-              <w:t xml:space="default">Control(Control Parents) - Starved(Starved Parents)</w:t>
+              <w:t xml:space="default">C(C) - L(L)</w:t>
             </w:r>
           </w:p>
         </w:tc>
@@ -2439,7 +2439,55 @@
                 <w:rFonts w:ascii="Calibri" w:hAnsi="Calibri"/>
                 <w:sz w:val="20"/>
               </w:rPr>
-              <w:t xml:space="default">1.05</w:t>
+              <w:t xml:space="default">0.98</w:t>
+            </w:r>
+          </w:p>
+        </w:tc>
+        <w:tc>
+          <w:tcPr>
+            <w:tcBorders>
+              <w:top w:val="single" w:space="0" w:color="D3D3D3"/>
+              <w:bottom w:val="single" w:space="0" w:color="D3D3D3"/>
+              <w:start w:val="single" w:space="0" w:color="D3D3D3"/>
+              <w:end w:val="single" w:space="0" w:color="D3D3D3"/>
+            </w:tcBorders>
+          </w:tcPr>
+          <w:p>
+            <w:pPr>
+              <w:spacing w:before="0" w:after="60"/>
+              <w:keepNext/>
+              <w:jc w:val="start"/>
+            </w:pPr>
+            <w:r>
+              <w:rPr>
+                <w:rFonts w:ascii="Calibri" w:hAnsi="Calibri"/>
+                <w:sz w:val="20"/>
+              </w:rPr>
+              <w:t xml:space="default">NaN</w:t>
+            </w:r>
+          </w:p>
+        </w:tc>
+        <w:tc>
+          <w:tcPr>
+            <w:tcBorders>
+              <w:top w:val="single" w:space="0" w:color="D3D3D3"/>
+              <w:bottom w:val="single" w:space="0" w:color="D3D3D3"/>
+              <w:start w:val="single" w:space="0" w:color="D3D3D3"/>
+              <w:end w:val="single" w:space="0" w:color="D3D3D3"/>
+            </w:tcBorders>
+          </w:tcPr>
+          <w:p>
+            <w:pPr>
+              <w:spacing w:before="0" w:after="60"/>
+              <w:keepNext/>
+              <w:jc w:val="start"/>
+            </w:pPr>
+            <w:r>
+              <w:rPr>
+                <w:rFonts w:ascii="Calibri" w:hAnsi="Calibri"/>
+                <w:sz w:val="20"/>
+              </w:rPr>
+              <w:t xml:space="default"/>
             </w:r>
           </w:p>
         </w:tc>
@@ -2463,103 +2511,55 @@
                 <w:rFonts w:ascii="Calibri" w:hAnsi="Calibri"/>
                 <w:sz w:val="20"/>
               </w:rPr>
-              <w:t xml:space="default">0.05</w:t>
-            </w:r>
-          </w:p>
-        </w:tc>
-        <w:tc>
-          <w:tcPr>
-            <w:tcBorders>
-              <w:top w:val="single" w:space="0" w:color="D3D3D3"/>
-              <w:bottom w:val="single" w:space="0" w:color="D3D3D3"/>
-              <w:start w:val="single" w:space="0" w:color="D3D3D3"/>
-              <w:end w:val="single" w:space="0" w:color="D3D3D3"/>
-            </w:tcBorders>
-          </w:tcPr>
-          <w:p>
-            <w:pPr>
-              <w:spacing w:before="0" w:after="60"/>
-              <w:keepNext/>
-              <w:jc w:val="start"/>
-            </w:pPr>
-            <w:r>
-              <w:rPr>
-                <w:rFonts w:ascii="Calibri" w:hAnsi="Calibri"/>
-                <w:sz w:val="20"/>
-              </w:rPr>
-              <w:t xml:space="default"/>
-            </w:r>
-          </w:p>
-        </w:tc>
-        <w:tc>
-          <w:tcPr>
-            <w:tcBorders>
-              <w:top w:val="single" w:space="0" w:color="D3D3D3"/>
-              <w:bottom w:val="single" w:space="0" w:color="D3D3D3"/>
-              <w:start w:val="single" w:space="0" w:color="D3D3D3"/>
-              <w:end w:val="single" w:space="0" w:color="D3D3D3"/>
-            </w:tcBorders>
-          </w:tcPr>
-          <w:p>
-            <w:pPr>
-              <w:spacing w:before="0" w:after="60"/>
-              <w:keepNext/>
-              <w:jc w:val="end"/>
-            </w:pPr>
-            <w:r>
-              <w:rPr>
-                <w:rFonts w:ascii="Calibri" w:hAnsi="Calibri"/>
-                <w:sz w:val="20"/>
-              </w:rPr>
-              <w:t xml:space="default"/>
-            </w:r>
-          </w:p>
-        </w:tc>
-        <w:tc>
-          <w:tcPr>
-            <w:tcBorders>
-              <w:top w:val="single" w:space="0" w:color="D3D3D3"/>
-              <w:bottom w:val="single" w:space="0" w:color="D3D3D3"/>
-              <w:start w:val="single" w:space="0" w:color="D3D3D3"/>
-              <w:end w:val="single" w:space="0" w:color="D3D3D3"/>
-            </w:tcBorders>
-          </w:tcPr>
-          <w:p>
-            <w:pPr>
-              <w:spacing w:before="0" w:after="60"/>
-              <w:keepNext/>
-              <w:jc w:val="start"/>
-            </w:pPr>
-            <w:r>
-              <w:rPr>
-                <w:rFonts w:ascii="Calibri" w:hAnsi="Calibri"/>
-                <w:sz w:val="20"/>
-              </w:rPr>
-              <w:t xml:space="default">19.23</w:t>
-            </w:r>
-          </w:p>
-        </w:tc>
-        <w:tc>
-          <w:tcPr>
-            <w:tcBorders>
-              <w:top w:val="single" w:space="0" w:color="D3D3D3"/>
-              <w:bottom w:val="single" w:space="0" w:color="D3D3D3"/>
-              <w:start w:val="single" w:space="0" w:color="D3D3D3"/>
-              <w:end w:val="single" w:space="0" w:color="D3D3D3"/>
-            </w:tcBorders>
-          </w:tcPr>
-          <w:p>
-            <w:pPr>
-              <w:spacing w:before="0" w:after="60"/>
-              <w:keepNext/>
-              <w:jc w:val="start"/>
-            </w:pPr>
-            <w:r>
-              <w:rPr>
-                <w:rFonts w:ascii="Calibri" w:hAnsi="Calibri"/>
-                <w:sz w:val="20"/>
-              </w:rPr>
-              <w:t xml:space="default">&lt;0.001</w:t>
+              <w:t xml:space="default"/>
+            </w:r>
+          </w:p>
+        </w:tc>
+        <w:tc>
+          <w:tcPr>
+            <w:tcBorders>
+              <w:top w:val="single" w:space="0" w:color="D3D3D3"/>
+              <w:bottom w:val="single" w:space="0" w:color="D3D3D3"/>
+              <w:start w:val="single" w:space="0" w:color="D3D3D3"/>
+              <w:end w:val="single" w:space="0" w:color="D3D3D3"/>
+            </w:tcBorders>
+          </w:tcPr>
+          <w:p>
+            <w:pPr>
+              <w:spacing w:before="0" w:after="60"/>
+              <w:keepNext/>
+              <w:jc w:val="start"/>
+            </w:pPr>
+            <w:r>
+              <w:rPr>
+                <w:rFonts w:ascii="Calibri" w:hAnsi="Calibri"/>
+                <w:sz w:val="20"/>
+              </w:rPr>
+              <w:t xml:space="default"/>
+            </w:r>
+          </w:p>
+        </w:tc>
+        <w:tc>
+          <w:tcPr>
+            <w:tcBorders>
+              <w:top w:val="single" w:space="0" w:color="D3D3D3"/>
+              <w:bottom w:val="single" w:space="0" w:color="D3D3D3"/>
+              <w:start w:val="single" w:space="0" w:color="D3D3D3"/>
+              <w:end w:val="single" w:space="0" w:color="D3D3D3"/>
+            </w:tcBorders>
+          </w:tcPr>
+          <w:p>
+            <w:pPr>
+              <w:spacing w:before="0" w:after="60"/>
+              <w:keepNext/>
+              <w:jc w:val="start"/>
+            </w:pPr>
+            <w:r>
+              <w:rPr>
+                <w:rFonts w:ascii="Calibri" w:hAnsi="Calibri"/>
+                <w:sz w:val="20"/>
+              </w:rPr>
+              <w:t xml:space="default"/>
             </w:r>
           </w:p>
         </w:tc>
@@ -2637,7 +2637,7 @@
                 <w:rFonts w:ascii="Calibri" w:hAnsi="Calibri"/>
                 <w:sz w:val="20"/>
               </w:rPr>
-              <w:t xml:space="default">Starved(Control Parents) - Control(Starved Parents)</w:t>
+              <w:t xml:space="default">C(L) - L(C)</w:t>
             </w:r>
           </w:p>
         </w:tc>
@@ -2661,7 +2661,55 @@
                 <w:rFonts w:ascii="Calibri" w:hAnsi="Calibri"/>
                 <w:sz w:val="20"/>
               </w:rPr>
-              <w:t xml:space="default">-0.18</w:t>
+              <w:t xml:space="default">-0.13</w:t>
+            </w:r>
+          </w:p>
+        </w:tc>
+        <w:tc>
+          <w:tcPr>
+            <w:tcBorders>
+              <w:top w:val="single" w:space="0" w:color="D3D3D3"/>
+              <w:bottom w:val="single" w:space="0" w:color="D3D3D3"/>
+              <w:start w:val="single" w:space="0" w:color="D3D3D3"/>
+              <w:end w:val="single" w:space="0" w:color="D3D3D3"/>
+            </w:tcBorders>
+          </w:tcPr>
+          <w:p>
+            <w:pPr>
+              <w:spacing w:before="0" w:after="60"/>
+              <w:keepNext/>
+              <w:jc w:val="start"/>
+            </w:pPr>
+            <w:r>
+              <w:rPr>
+                <w:rFonts w:ascii="Calibri" w:hAnsi="Calibri"/>
+                <w:sz w:val="20"/>
+              </w:rPr>
+              <w:t xml:space="default">NaN</w:t>
+            </w:r>
+          </w:p>
+        </w:tc>
+        <w:tc>
+          <w:tcPr>
+            <w:tcBorders>
+              <w:top w:val="single" w:space="0" w:color="D3D3D3"/>
+              <w:bottom w:val="single" w:space="0" w:color="D3D3D3"/>
+              <w:start w:val="single" w:space="0" w:color="D3D3D3"/>
+              <w:end w:val="single" w:space="0" w:color="D3D3D3"/>
+            </w:tcBorders>
+          </w:tcPr>
+          <w:p>
+            <w:pPr>
+              <w:spacing w:before="0" w:after="60"/>
+              <w:keepNext/>
+              <w:jc w:val="start"/>
+            </w:pPr>
+            <w:r>
+              <w:rPr>
+                <w:rFonts w:ascii="Calibri" w:hAnsi="Calibri"/>
+                <w:sz w:val="20"/>
+              </w:rPr>
+              <w:t xml:space="default"/>
             </w:r>
           </w:p>
         </w:tc>
@@ -2685,103 +2733,55 @@
                 <w:rFonts w:ascii="Calibri" w:hAnsi="Calibri"/>
                 <w:sz w:val="20"/>
               </w:rPr>
-              <w:t xml:space="default">0.05</w:t>
-            </w:r>
-          </w:p>
-        </w:tc>
-        <w:tc>
-          <w:tcPr>
-            <w:tcBorders>
-              <w:top w:val="single" w:space="0" w:color="D3D3D3"/>
-              <w:bottom w:val="single" w:space="0" w:color="D3D3D3"/>
-              <w:start w:val="single" w:space="0" w:color="D3D3D3"/>
-              <w:end w:val="single" w:space="0" w:color="D3D3D3"/>
-            </w:tcBorders>
-          </w:tcPr>
-          <w:p>
-            <w:pPr>
-              <w:spacing w:before="0" w:after="60"/>
-              <w:keepNext/>
-              <w:jc w:val="start"/>
-            </w:pPr>
-            <w:r>
-              <w:rPr>
-                <w:rFonts w:ascii="Calibri" w:hAnsi="Calibri"/>
-                <w:sz w:val="20"/>
-              </w:rPr>
-              <w:t xml:space="default"/>
-            </w:r>
-          </w:p>
-        </w:tc>
-        <w:tc>
-          <w:tcPr>
-            <w:tcBorders>
-              <w:top w:val="single" w:space="0" w:color="D3D3D3"/>
-              <w:bottom w:val="single" w:space="0" w:color="D3D3D3"/>
-              <w:start w:val="single" w:space="0" w:color="D3D3D3"/>
-              <w:end w:val="single" w:space="0" w:color="D3D3D3"/>
-            </w:tcBorders>
-          </w:tcPr>
-          <w:p>
-            <w:pPr>
-              <w:spacing w:before="0" w:after="60"/>
-              <w:keepNext/>
-              <w:jc w:val="end"/>
-            </w:pPr>
-            <w:r>
-              <w:rPr>
-                <w:rFonts w:ascii="Calibri" w:hAnsi="Calibri"/>
-                <w:sz w:val="20"/>
-              </w:rPr>
-              <w:t xml:space="default"/>
-            </w:r>
-          </w:p>
-        </w:tc>
-        <w:tc>
-          <w:tcPr>
-            <w:tcBorders>
-              <w:top w:val="single" w:space="0" w:color="D3D3D3"/>
-              <w:bottom w:val="single" w:space="0" w:color="D3D3D3"/>
-              <w:start w:val="single" w:space="0" w:color="D3D3D3"/>
-              <w:end w:val="single" w:space="0" w:color="D3D3D3"/>
-            </w:tcBorders>
-          </w:tcPr>
-          <w:p>
-            <w:pPr>
-              <w:spacing w:before="0" w:after="60"/>
-              <w:keepNext/>
-              <w:jc w:val="start"/>
-            </w:pPr>
-            <w:r>
-              <w:rPr>
-                <w:rFonts w:ascii="Calibri" w:hAnsi="Calibri"/>
-                <w:sz w:val="20"/>
-              </w:rPr>
-              <w:t xml:space="default">-3.93</w:t>
-            </w:r>
-          </w:p>
-        </w:tc>
-        <w:tc>
-          <w:tcPr>
-            <w:tcBorders>
-              <w:top w:val="single" w:space="0" w:color="D3D3D3"/>
-              <w:bottom w:val="single" w:space="0" w:color="D3D3D3"/>
-              <w:start w:val="single" w:space="0" w:color="D3D3D3"/>
-              <w:end w:val="single" w:space="0" w:color="D3D3D3"/>
-            </w:tcBorders>
-          </w:tcPr>
-          <w:p>
-            <w:pPr>
-              <w:spacing w:before="0" w:after="60"/>
-              <w:keepNext/>
-              <w:jc w:val="start"/>
-            </w:pPr>
-            <w:r>
-              <w:rPr>
-                <w:rFonts w:ascii="Calibri" w:hAnsi="Calibri"/>
-                <w:sz w:val="20"/>
-              </w:rPr>
-              <w:t xml:space="default">&lt;0.001</w:t>
+              <w:t xml:space="default"/>
+            </w:r>
+          </w:p>
+        </w:tc>
+        <w:tc>
+          <w:tcPr>
+            <w:tcBorders>
+              <w:top w:val="single" w:space="0" w:color="D3D3D3"/>
+              <w:bottom w:val="single" w:space="0" w:color="D3D3D3"/>
+              <w:start w:val="single" w:space="0" w:color="D3D3D3"/>
+              <w:end w:val="single" w:space="0" w:color="D3D3D3"/>
+            </w:tcBorders>
+          </w:tcPr>
+          <w:p>
+            <w:pPr>
+              <w:spacing w:before="0" w:after="60"/>
+              <w:keepNext/>
+              <w:jc w:val="start"/>
+            </w:pPr>
+            <w:r>
+              <w:rPr>
+                <w:rFonts w:ascii="Calibri" w:hAnsi="Calibri"/>
+                <w:sz w:val="20"/>
+              </w:rPr>
+              <w:t xml:space="default"/>
+            </w:r>
+          </w:p>
+        </w:tc>
+        <w:tc>
+          <w:tcPr>
+            <w:tcBorders>
+              <w:top w:val="single" w:space="0" w:color="D3D3D3"/>
+              <w:bottom w:val="single" w:space="0" w:color="D3D3D3"/>
+              <w:start w:val="single" w:space="0" w:color="D3D3D3"/>
+              <w:end w:val="single" w:space="0" w:color="D3D3D3"/>
+            </w:tcBorders>
+          </w:tcPr>
+          <w:p>
+            <w:pPr>
+              <w:spacing w:before="0" w:after="60"/>
+              <w:keepNext/>
+              <w:jc w:val="start"/>
+            </w:pPr>
+            <w:r>
+              <w:rPr>
+                <w:rFonts w:ascii="Calibri" w:hAnsi="Calibri"/>
+                <w:sz w:val="20"/>
+              </w:rPr>
+              <w:t xml:space="default"/>
             </w:r>
           </w:p>
         </w:tc>
@@ -2859,7 +2859,7 @@
                 <w:rFonts w:ascii="Calibri" w:hAnsi="Calibri"/>
                 <w:sz w:val="20"/>
               </w:rPr>
-              <w:t xml:space="default">Starved(Control Parents) - Starved(Starved Parents)</w:t>
+              <w:t xml:space="default">C(L) - L(L)</w:t>
             </w:r>
           </w:p>
         </w:tc>
@@ -2883,7 +2883,55 @@
                 <w:rFonts w:ascii="Calibri" w:hAnsi="Calibri"/>
                 <w:sz w:val="20"/>
               </w:rPr>
-              <w:t xml:space="default">0.15</w:t>
+              <w:t xml:space="default">0.25</w:t>
+            </w:r>
+          </w:p>
+        </w:tc>
+        <w:tc>
+          <w:tcPr>
+            <w:tcBorders>
+              <w:top w:val="single" w:space="0" w:color="D3D3D3"/>
+              <w:bottom w:val="single" w:space="0" w:color="D3D3D3"/>
+              <w:start w:val="single" w:space="0" w:color="D3D3D3"/>
+              <w:end w:val="single" w:space="0" w:color="D3D3D3"/>
+            </w:tcBorders>
+          </w:tcPr>
+          <w:p>
+            <w:pPr>
+              <w:spacing w:before="0" w:after="60"/>
+              <w:keepNext/>
+              <w:jc w:val="start"/>
+            </w:pPr>
+            <w:r>
+              <w:rPr>
+                <w:rFonts w:ascii="Calibri" w:hAnsi="Calibri"/>
+                <w:sz w:val="20"/>
+              </w:rPr>
+              <w:t xml:space="default">NaN</w:t>
+            </w:r>
+          </w:p>
+        </w:tc>
+        <w:tc>
+          <w:tcPr>
+            <w:tcBorders>
+              <w:top w:val="single" w:space="0" w:color="D3D3D3"/>
+              <w:bottom w:val="single" w:space="0" w:color="D3D3D3"/>
+              <w:start w:val="single" w:space="0" w:color="D3D3D3"/>
+              <w:end w:val="single" w:space="0" w:color="D3D3D3"/>
+            </w:tcBorders>
+          </w:tcPr>
+          <w:p>
+            <w:pPr>
+              <w:spacing w:before="0" w:after="60"/>
+              <w:keepNext/>
+              <w:jc w:val="start"/>
+            </w:pPr>
+            <w:r>
+              <w:rPr>
+                <w:rFonts w:ascii="Calibri" w:hAnsi="Calibri"/>
+                <w:sz w:val="20"/>
+              </w:rPr>
+              <w:t xml:space="default"/>
             </w:r>
           </w:p>
         </w:tc>
@@ -2907,103 +2955,55 @@
                 <w:rFonts w:ascii="Calibri" w:hAnsi="Calibri"/>
                 <w:sz w:val="20"/>
               </w:rPr>
-              <w:t xml:space="default">0.05</w:t>
-            </w:r>
-          </w:p>
-        </w:tc>
-        <w:tc>
-          <w:tcPr>
-            <w:tcBorders>
-              <w:top w:val="single" w:space="0" w:color="D3D3D3"/>
-              <w:bottom w:val="single" w:space="0" w:color="D3D3D3"/>
-              <w:start w:val="single" w:space="0" w:color="D3D3D3"/>
-              <w:end w:val="single" w:space="0" w:color="D3D3D3"/>
-            </w:tcBorders>
-          </w:tcPr>
-          <w:p>
-            <w:pPr>
-              <w:spacing w:before="0" w:after="60"/>
-              <w:keepNext/>
-              <w:jc w:val="start"/>
-            </w:pPr>
-            <w:r>
-              <w:rPr>
-                <w:rFonts w:ascii="Calibri" w:hAnsi="Calibri"/>
-                <w:sz w:val="20"/>
-              </w:rPr>
-              <w:t xml:space="default"/>
-            </w:r>
-          </w:p>
-        </w:tc>
-        <w:tc>
-          <w:tcPr>
-            <w:tcBorders>
-              <w:top w:val="single" w:space="0" w:color="D3D3D3"/>
-              <w:bottom w:val="single" w:space="0" w:color="D3D3D3"/>
-              <w:start w:val="single" w:space="0" w:color="D3D3D3"/>
-              <w:end w:val="single" w:space="0" w:color="D3D3D3"/>
-            </w:tcBorders>
-          </w:tcPr>
-          <w:p>
-            <w:pPr>
-              <w:spacing w:before="0" w:after="60"/>
-              <w:keepNext/>
-              <w:jc w:val="end"/>
-            </w:pPr>
-            <w:r>
-              <w:rPr>
-                <w:rFonts w:ascii="Calibri" w:hAnsi="Calibri"/>
-                <w:sz w:val="20"/>
-              </w:rPr>
-              <w:t xml:space="default"/>
-            </w:r>
-          </w:p>
-        </w:tc>
-        <w:tc>
-          <w:tcPr>
-            <w:tcBorders>
-              <w:top w:val="single" w:space="0" w:color="D3D3D3"/>
-              <w:bottom w:val="single" w:space="0" w:color="D3D3D3"/>
-              <w:start w:val="single" w:space="0" w:color="D3D3D3"/>
-              <w:end w:val="single" w:space="0" w:color="D3D3D3"/>
-            </w:tcBorders>
-          </w:tcPr>
-          <w:p>
-            <w:pPr>
-              <w:spacing w:before="0" w:after="60"/>
-              <w:keepNext/>
-              <w:jc w:val="start"/>
-            </w:pPr>
-            <w:r>
-              <w:rPr>
-                <w:rFonts w:ascii="Calibri" w:hAnsi="Calibri"/>
-                <w:sz w:val="20"/>
-              </w:rPr>
-              <w:t xml:space="default">3.32</w:t>
-            </w:r>
-          </w:p>
-        </w:tc>
-        <w:tc>
-          <w:tcPr>
-            <w:tcBorders>
-              <w:top w:val="single" w:space="0" w:color="D3D3D3"/>
-              <w:bottom w:val="single" w:space="0" w:color="D3D3D3"/>
-              <w:start w:val="single" w:space="0" w:color="D3D3D3"/>
-              <w:end w:val="single" w:space="0" w:color="D3D3D3"/>
-            </w:tcBorders>
-          </w:tcPr>
-          <w:p>
-            <w:pPr>
-              <w:spacing w:before="0" w:after="60"/>
-              <w:keepNext/>
-              <w:jc w:val="start"/>
-            </w:pPr>
-            <w:r>
-              <w:rPr>
-                <w:rFonts w:ascii="Calibri" w:hAnsi="Calibri"/>
-                <w:sz w:val="20"/>
-              </w:rPr>
-              <w:t xml:space="default">0.005</w:t>
+              <w:t xml:space="default"/>
+            </w:r>
+          </w:p>
+        </w:tc>
+        <w:tc>
+          <w:tcPr>
+            <w:tcBorders>
+              <w:top w:val="single" w:space="0" w:color="D3D3D3"/>
+              <w:bottom w:val="single" w:space="0" w:color="D3D3D3"/>
+              <w:start w:val="single" w:space="0" w:color="D3D3D3"/>
+              <w:end w:val="single" w:space="0" w:color="D3D3D3"/>
+            </w:tcBorders>
+          </w:tcPr>
+          <w:p>
+            <w:pPr>
+              <w:spacing w:before="0" w:after="60"/>
+              <w:keepNext/>
+              <w:jc w:val="start"/>
+            </w:pPr>
+            <w:r>
+              <w:rPr>
+                <w:rFonts w:ascii="Calibri" w:hAnsi="Calibri"/>
+                <w:sz w:val="20"/>
+              </w:rPr>
+              <w:t xml:space="default"/>
+            </w:r>
+          </w:p>
+        </w:tc>
+        <w:tc>
+          <w:tcPr>
+            <w:tcBorders>
+              <w:top w:val="single" w:space="0" w:color="D3D3D3"/>
+              <w:bottom w:val="single" w:space="0" w:color="D3D3D3"/>
+              <w:start w:val="single" w:space="0" w:color="D3D3D3"/>
+              <w:end w:val="single" w:space="0" w:color="D3D3D3"/>
+            </w:tcBorders>
+          </w:tcPr>
+          <w:p>
+            <w:pPr>
+              <w:spacing w:before="0" w:after="60"/>
+              <w:keepNext/>
+              <w:jc w:val="start"/>
+            </w:pPr>
+            <w:r>
+              <w:rPr>
+                <w:rFonts w:ascii="Calibri" w:hAnsi="Calibri"/>
+                <w:sz w:val="20"/>
+              </w:rPr>
+              <w:t xml:space="default"/>
             </w:r>
           </w:p>
         </w:tc>
@@ -3081,7 +3081,7 @@
                 <w:rFonts w:ascii="Calibri" w:hAnsi="Calibri"/>
                 <w:sz w:val="20"/>
               </w:rPr>
-              <w:t xml:space="default">Control(Starved Parents) - Starved(Starved Parents)</w:t>
+              <w:t xml:space="default">L(C) - L(L)</w:t>
             </w:r>
           </w:p>
         </w:tc>
@@ -3105,7 +3105,55 @@
                 <w:rFonts w:ascii="Calibri" w:hAnsi="Calibri"/>
                 <w:sz w:val="20"/>
               </w:rPr>
-              <w:t xml:space="default">0.33</w:t>
+              <w:t xml:space="default">0.38</w:t>
+            </w:r>
+          </w:p>
+        </w:tc>
+        <w:tc>
+          <w:tcPr>
+            <w:tcBorders>
+              <w:top w:val="single" w:space="0" w:color="D3D3D3"/>
+              <w:bottom w:val="single" w:space="0" w:color="D3D3D3"/>
+              <w:start w:val="single" w:space="0" w:color="D3D3D3"/>
+              <w:end w:val="single" w:space="0" w:color="D3D3D3"/>
+            </w:tcBorders>
+          </w:tcPr>
+          <w:p>
+            <w:pPr>
+              <w:spacing w:before="0" w:after="60"/>
+              <w:keepNext/>
+              <w:jc w:val="start"/>
+            </w:pPr>
+            <w:r>
+              <w:rPr>
+                <w:rFonts w:ascii="Calibri" w:hAnsi="Calibri"/>
+                <w:sz w:val="20"/>
+              </w:rPr>
+              <w:t xml:space="default">NaN</w:t>
+            </w:r>
+          </w:p>
+        </w:tc>
+        <w:tc>
+          <w:tcPr>
+            <w:tcBorders>
+              <w:top w:val="single" w:space="0" w:color="D3D3D3"/>
+              <w:bottom w:val="single" w:space="0" w:color="D3D3D3"/>
+              <w:start w:val="single" w:space="0" w:color="D3D3D3"/>
+              <w:end w:val="single" w:space="0" w:color="D3D3D3"/>
+            </w:tcBorders>
+          </w:tcPr>
+          <w:p>
+            <w:pPr>
+              <w:spacing w:before="0" w:after="60"/>
+              <w:keepNext/>
+              <w:jc w:val="start"/>
+            </w:pPr>
+            <w:r>
+              <w:rPr>
+                <w:rFonts w:ascii="Calibri" w:hAnsi="Calibri"/>
+                <w:sz w:val="20"/>
+              </w:rPr>
+              <w:t xml:space="default"/>
             </w:r>
           </w:p>
         </w:tc>
@@ -3129,103 +3177,55 @@
                 <w:rFonts w:ascii="Calibri" w:hAnsi="Calibri"/>
                 <w:sz w:val="20"/>
               </w:rPr>
-              <w:t xml:space="default">0.04</w:t>
-            </w:r>
-          </w:p>
-        </w:tc>
-        <w:tc>
-          <w:tcPr>
-            <w:tcBorders>
-              <w:top w:val="single" w:space="0" w:color="D3D3D3"/>
-              <w:bottom w:val="single" w:space="0" w:color="D3D3D3"/>
-              <w:start w:val="single" w:space="0" w:color="D3D3D3"/>
-              <w:end w:val="single" w:space="0" w:color="D3D3D3"/>
-            </w:tcBorders>
-          </w:tcPr>
-          <w:p>
-            <w:pPr>
-              <w:spacing w:before="0" w:after="60"/>
-              <w:keepNext/>
-              <w:jc w:val="start"/>
-            </w:pPr>
-            <w:r>
-              <w:rPr>
-                <w:rFonts w:ascii="Calibri" w:hAnsi="Calibri"/>
-                <w:sz w:val="20"/>
-              </w:rPr>
-              <w:t xml:space="default"/>
-            </w:r>
-          </w:p>
-        </w:tc>
-        <w:tc>
-          <w:tcPr>
-            <w:tcBorders>
-              <w:top w:val="single" w:space="0" w:color="D3D3D3"/>
-              <w:bottom w:val="single" w:space="0" w:color="D3D3D3"/>
-              <w:start w:val="single" w:space="0" w:color="D3D3D3"/>
-              <w:end w:val="single" w:space="0" w:color="D3D3D3"/>
-            </w:tcBorders>
-          </w:tcPr>
-          <w:p>
-            <w:pPr>
-              <w:spacing w:before="0" w:after="60"/>
-              <w:keepNext/>
-              <w:jc w:val="end"/>
-            </w:pPr>
-            <w:r>
-              <w:rPr>
-                <w:rFonts w:ascii="Calibri" w:hAnsi="Calibri"/>
-                <w:sz w:val="20"/>
-              </w:rPr>
-              <w:t xml:space="default"/>
-            </w:r>
-          </w:p>
-        </w:tc>
-        <w:tc>
-          <w:tcPr>
-            <w:tcBorders>
-              <w:top w:val="single" w:space="0" w:color="D3D3D3"/>
-              <w:bottom w:val="single" w:space="0" w:color="D3D3D3"/>
-              <w:start w:val="single" w:space="0" w:color="D3D3D3"/>
-              <w:end w:val="single" w:space="0" w:color="D3D3D3"/>
-            </w:tcBorders>
-          </w:tcPr>
-          <w:p>
-            <w:pPr>
-              <w:spacing w:before="0" w:after="60"/>
-              <w:keepNext/>
-              <w:jc w:val="start"/>
-            </w:pPr>
-            <w:r>
-              <w:rPr>
-                <w:rFonts w:ascii="Calibri" w:hAnsi="Calibri"/>
-                <w:sz w:val="20"/>
-              </w:rPr>
-              <w:t xml:space="default">7.66</w:t>
-            </w:r>
-          </w:p>
-        </w:tc>
-        <w:tc>
-          <w:tcPr>
-            <w:tcBorders>
-              <w:top w:val="single" w:space="0" w:color="D3D3D3"/>
-              <w:bottom w:val="single" w:space="0" w:color="D3D3D3"/>
-              <w:start w:val="single" w:space="0" w:color="D3D3D3"/>
-              <w:end w:val="single" w:space="0" w:color="D3D3D3"/>
-            </w:tcBorders>
-          </w:tcPr>
-          <w:p>
-            <w:pPr>
-              <w:spacing w:before="0" w:after="60"/>
-              <w:keepNext/>
-              <w:jc w:val="start"/>
-            </w:pPr>
-            <w:r>
-              <w:rPr>
-                <w:rFonts w:ascii="Calibri" w:hAnsi="Calibri"/>
-                <w:sz w:val="20"/>
-              </w:rPr>
-              <w:t xml:space="default">&lt;0.001</w:t>
+              <w:t xml:space="default"/>
+            </w:r>
+          </w:p>
+        </w:tc>
+        <w:tc>
+          <w:tcPr>
+            <w:tcBorders>
+              <w:top w:val="single" w:space="0" w:color="D3D3D3"/>
+              <w:bottom w:val="single" w:space="0" w:color="D3D3D3"/>
+              <w:start w:val="single" w:space="0" w:color="D3D3D3"/>
+              <w:end w:val="single" w:space="0" w:color="D3D3D3"/>
+            </w:tcBorders>
+          </w:tcPr>
+          <w:p>
+            <w:pPr>
+              <w:spacing w:before="0" w:after="60"/>
+              <w:keepNext/>
+              <w:jc w:val="start"/>
+            </w:pPr>
+            <w:r>
+              <w:rPr>
+                <w:rFonts w:ascii="Calibri" w:hAnsi="Calibri"/>
+                <w:sz w:val="20"/>
+              </w:rPr>
+              <w:t xml:space="default"/>
+            </w:r>
+          </w:p>
+        </w:tc>
+        <w:tc>
+          <w:tcPr>
+            <w:tcBorders>
+              <w:top w:val="single" w:space="0" w:color="D3D3D3"/>
+              <w:bottom w:val="single" w:space="0" w:color="D3D3D3"/>
+              <w:start w:val="single" w:space="0" w:color="D3D3D3"/>
+              <w:end w:val="single" w:space="0" w:color="D3D3D3"/>
+            </w:tcBorders>
+          </w:tcPr>
+          <w:p>
+            <w:pPr>
+              <w:spacing w:before="0" w:after="60"/>
+              <w:keepNext/>
+              <w:jc w:val="start"/>
+            </w:pPr>
+            <w:r>
+              <w:rPr>
+                <w:rFonts w:ascii="Calibri" w:hAnsi="Calibri"/>
+                <w:sz w:val="20"/>
+              </w:rPr>
+              <w:t xml:space="default"/>
             </w:r>
           </w:p>
         </w:tc>
